--- a/briefings/线口监测午报-2026-09-23.docx
+++ b/briefings/线口监测午报-2026-09-23.docx
@@ -22,7 +22,7 @@
           <w:color w:val="888888"/>
           <w:sz w:val="18"/>
         </w:rPr>
-        <w:t>监测窗口:近48小时 | 生成时间:2026-09-23 12:49</w:t>
+        <w:t>监测窗口:近48小时 | 生成时间:2026-09-23 14:00</w:t>
       </w:r>
     </w:p>
     <w:p>
@@ -70,6 +70,210 @@
           <w:color w:val="888888"/>
           <w:sz w:val="24"/>
         </w:rPr>
+        <w:t>最高折扣 50%：消息称微软推进 AI 替你“干活”，Copilot 同步变身超级应用</w:t>
+      </w:r>
+    </w:p>
+    <w:p>
+      <w:r>
+        <w:rPr>
+          <w:rFonts w:ascii="Times New Roman" w:hAnsi="Times New Roman" w:eastAsia="宋体"/>
+          <w:color w:val="888888"/>
+          <w:sz w:val="18"/>
+        </w:rPr>
+        <w:t>来源:IT之家 | 时间:09-23 14:00</w:t>
+      </w:r>
+    </w:p>
+    <w:p>
+      <w:r>
+        <w:rPr>
+          <w:rFonts w:ascii="Times New Roman" w:hAnsi="Times New Roman" w:eastAsia="宋体"/>
+          <w:sz w:val="18"/>
+        </w:rPr>
+        <w:t>链接:</w:t>
+      </w:r>
+      <w:hyperlink r:id="rId9">
+        <w:r>
+          <w:rPr>
+            <w:color w:val="0563C1"/>
+            <w:u w:val="single"/>
+          </w:rPr>
+          <w:t>最高折扣 50%：消息称微软推进 AI 替你“干活”，Copilot 同步变身超级应用</w:t>
+        </w:r>
+      </w:hyperlink>
+    </w:p>
+    <w:p>
+      <w:pPr>
+        <w:pStyle w:val="Heading3"/>
+      </w:pPr>
+      <w:r>
+        <w:rPr>
+          <w:rFonts w:ascii="Times New Roman" w:hAnsi="Times New Roman" w:eastAsia="黑体"/>
+          <w:b w:val="0"/>
+          <w:color w:val="888888"/>
+          <w:sz w:val="24"/>
+        </w:rPr>
+        <w:t>【C级·参考】</w:t>
+      </w:r>
+      <w:r>
+        <w:rPr>
+          <w:rFonts w:ascii="Times New Roman" w:hAnsi="Times New Roman" w:eastAsia="黑体"/>
+          <w:b w:val="0"/>
+          <w:color w:val="888888"/>
+          <w:sz w:val="24"/>
+        </w:rPr>
+        <w:t>马斯克惊叹中国 AI 大模型“单位算力产出性能几乎是全球顶尖水平”，预计两到三年内就能靠光刻技术与芯片制造补齐算力缺口</w:t>
+      </w:r>
+    </w:p>
+    <w:p>
+      <w:r>
+        <w:rPr>
+          <w:rFonts w:ascii="Times New Roman" w:hAnsi="Times New Roman" w:eastAsia="宋体"/>
+          <w:color w:val="888888"/>
+          <w:sz w:val="18"/>
+        </w:rPr>
+        <w:t>来源:IT之家 | 时间:09-23 13:37</w:t>
+      </w:r>
+    </w:p>
+    <w:p>
+      <w:r>
+        <w:rPr>
+          <w:rFonts w:ascii="Times New Roman" w:hAnsi="Times New Roman" w:eastAsia="宋体"/>
+          <w:sz w:val="18"/>
+        </w:rPr>
+        <w:t>链接:</w:t>
+      </w:r>
+      <w:hyperlink r:id="rId10">
+        <w:r>
+          <w:rPr>
+            <w:color w:val="0563C1"/>
+            <w:u w:val="single"/>
+          </w:rPr>
+          <w:t>马斯克惊叹中国 AI 大模型“单位算力产出性能几乎是全球顶尖水平”，预计两到三年内就能靠光刻技术与芯片制造补齐算力缺口</w:t>
+        </w:r>
+      </w:hyperlink>
+    </w:p>
+    <w:p>
+      <w:pPr>
+        <w:pStyle w:val="Heading3"/>
+      </w:pPr>
+      <w:r>
+        <w:rPr>
+          <w:rFonts w:ascii="Times New Roman" w:hAnsi="Times New Roman" w:eastAsia="黑体"/>
+          <w:b w:val="0"/>
+          <w:color w:val="888888"/>
+          <w:sz w:val="24"/>
+        </w:rPr>
+        <w:t>【C级·参考】</w:t>
+      </w:r>
+      <w:r>
+        <w:rPr>
+          <w:rFonts w:ascii="Times New Roman" w:hAnsi="Times New Roman" w:eastAsia="黑体"/>
+          <w:b w:val="0"/>
+          <w:color w:val="888888"/>
+          <w:sz w:val="24"/>
+        </w:rPr>
+        <w:t>Win11 恶意软件 ClosedQuorum 披露：入侵 PC 后 AI 自动化决策，挖掘用户最有价值信息</w:t>
+      </w:r>
+    </w:p>
+    <w:p>
+      <w:r>
+        <w:rPr>
+          <w:rFonts w:ascii="Times New Roman" w:hAnsi="Times New Roman" w:eastAsia="宋体"/>
+          <w:color w:val="888888"/>
+          <w:sz w:val="18"/>
+        </w:rPr>
+        <w:t>来源:IT之家 | 时间:09-23 13:12</w:t>
+      </w:r>
+    </w:p>
+    <w:p>
+      <w:r>
+        <w:rPr>
+          <w:rFonts w:ascii="Times New Roman" w:hAnsi="Times New Roman" w:eastAsia="宋体"/>
+          <w:sz w:val="18"/>
+        </w:rPr>
+        <w:t>链接:</w:t>
+      </w:r>
+      <w:hyperlink r:id="rId11">
+        <w:r>
+          <w:rPr>
+            <w:color w:val="0563C1"/>
+            <w:u w:val="single"/>
+          </w:rPr>
+          <w:t>Win11 恶意软件 ClosedQuorum 披露：入侵 PC 后 AI 自动化决策，挖掘用户最有价值信息</w:t>
+        </w:r>
+      </w:hyperlink>
+    </w:p>
+    <w:p>
+      <w:pPr>
+        <w:pStyle w:val="Heading3"/>
+      </w:pPr>
+      <w:r>
+        <w:rPr>
+          <w:rFonts w:ascii="Times New Roman" w:hAnsi="Times New Roman" w:eastAsia="黑体"/>
+          <w:b w:val="0"/>
+          <w:color w:val="888888"/>
+          <w:sz w:val="24"/>
+        </w:rPr>
+        <w:t>【C级·参考】</w:t>
+      </w:r>
+      <w:r>
+        <w:rPr>
+          <w:rFonts w:ascii="Times New Roman" w:hAnsi="Times New Roman" w:eastAsia="黑体"/>
+          <w:b w:val="0"/>
+          <w:color w:val="888888"/>
+          <w:sz w:val="24"/>
+        </w:rPr>
+        <w:t>大黑马《Wardogs》数据复盘：Steam首发成绩超越”Arc Raider、绝地潜兵2″</w:t>
+      </w:r>
+    </w:p>
+    <w:p>
+      <w:r>
+        <w:rPr>
+          <w:rFonts w:ascii="Times New Roman" w:hAnsi="Times New Roman" w:eastAsia="宋体"/>
+          <w:color w:val="888888"/>
+          <w:sz w:val="18"/>
+        </w:rPr>
+        <w:t>来源:GameLook | 时间:09-23 12:49</w:t>
+      </w:r>
+    </w:p>
+    <w:p>
+      <w:r>
+        <w:rPr>
+          <w:rFonts w:ascii="Times New Roman" w:hAnsi="Times New Roman" w:eastAsia="宋体"/>
+          <w:sz w:val="18"/>
+        </w:rPr>
+        <w:t>链接:</w:t>
+      </w:r>
+      <w:hyperlink r:id="rId12">
+        <w:r>
+          <w:rPr>
+            <w:color w:val="0563C1"/>
+            <w:u w:val="single"/>
+          </w:rPr>
+          <w:t>大黑马《Wardogs》数据复盘：Steam首发成绩超越”Arc Raider、绝地潜兵2″</w:t>
+        </w:r>
+      </w:hyperlink>
+    </w:p>
+    <w:p>
+      <w:pPr>
+        <w:pStyle w:val="Heading3"/>
+      </w:pPr>
+      <w:r>
+        <w:rPr>
+          <w:rFonts w:ascii="Times New Roman" w:hAnsi="Times New Roman" w:eastAsia="黑体"/>
+          <w:b w:val="0"/>
+          <w:color w:val="888888"/>
+          <w:sz w:val="24"/>
+        </w:rPr>
+        <w:t>【C级·参考】</w:t>
+      </w:r>
+      <w:r>
+        <w:rPr>
+          <w:rFonts w:ascii="Times New Roman" w:hAnsi="Times New Roman" w:eastAsia="黑体"/>
+          <w:b w:val="0"/>
+          <w:color w:val="888888"/>
+          <w:sz w:val="24"/>
+        </w:rPr>
         <w:t>高通：手机仍占个人交互 C 位，应用正从 APP 时代迈向 AI 智能体时代</w:t>
       </w:r>
     </w:p>
@@ -91,7 +295,7 @@
         </w:rPr>
         <w:t>链接:</w:t>
       </w:r>
-      <w:hyperlink r:id="rId9">
+      <w:hyperlink r:id="rId13">
         <w:r>
           <w:rPr>
             <w:color w:val="0563C1"/>
@@ -142,7 +346,7 @@
         </w:rPr>
         <w:t>链接:</w:t>
       </w:r>
-      <w:hyperlink r:id="rId10">
+      <w:hyperlink r:id="rId14">
         <w:r>
           <w:rPr>
             <w:color w:val="0563C1"/>
@@ -193,13 +397,64 @@
         </w:rPr>
         <w:t>链接:</w:t>
       </w:r>
-      <w:hyperlink r:id="rId11">
+      <w:hyperlink r:id="rId15">
         <w:r>
           <w:rPr>
             <w:color w:val="0563C1"/>
             <w:u w:val="single"/>
           </w:rPr>
           <w:t>雷神预告 STATION 系列迷你 AI 工作站，至高可选 AMD 锐龙 AI Max+ PRO 495</w:t>
+        </w:r>
+      </w:hyperlink>
+    </w:p>
+    <w:p>
+      <w:pPr>
+        <w:pStyle w:val="Heading3"/>
+      </w:pPr>
+      <w:r>
+        <w:rPr>
+          <w:rFonts w:ascii="Times New Roman" w:hAnsi="Times New Roman" w:eastAsia="黑体"/>
+          <w:b w:val="0"/>
+          <w:color w:val="888888"/>
+          <w:sz w:val="24"/>
+        </w:rPr>
+        <w:t>【C级·参考】</w:t>
+      </w:r>
+      <w:r>
+        <w:rPr>
+          <w:rFonts w:ascii="Times New Roman" w:hAnsi="Times New Roman" w:eastAsia="黑体"/>
+          <w:b w:val="0"/>
+          <w:color w:val="888888"/>
+          <w:sz w:val="24"/>
+        </w:rPr>
+        <w:t>Transit rewards (Waymo pays you to take the train)</w:t>
+      </w:r>
+    </w:p>
+    <w:p>
+      <w:r>
+        <w:rPr>
+          <w:rFonts w:ascii="Times New Roman" w:hAnsi="Times New Roman" w:eastAsia="宋体"/>
+          <w:color w:val="888888"/>
+          <w:sz w:val="18"/>
+        </w:rPr>
+        <w:t>来源:Hacker News | 时间:09-23 10:52</w:t>
+      </w:r>
+    </w:p>
+    <w:p>
+      <w:r>
+        <w:rPr>
+          <w:rFonts w:ascii="Times New Roman" w:hAnsi="Times New Roman" w:eastAsia="宋体"/>
+          <w:sz w:val="18"/>
+        </w:rPr>
+        <w:t>链接:</w:t>
+      </w:r>
+      <w:hyperlink r:id="rId16">
+        <w:r>
+          <w:rPr>
+            <w:color w:val="0563C1"/>
+            <w:u w:val="single"/>
+          </w:rPr>
+          <w:t>Transit rewards (Waymo pays you to take the train)</w:t>
         </w:r>
       </w:hyperlink>
     </w:p>
@@ -244,7 +499,7 @@
         </w:rPr>
         <w:t>链接:</w:t>
       </w:r>
-      <w:hyperlink r:id="rId12">
+      <w:hyperlink r:id="rId17">
         <w:r>
           <w:rPr>
             <w:color w:val="0563C1"/>
@@ -295,7 +550,7 @@
         </w:rPr>
         <w:t>链接:</w:t>
       </w:r>
-      <w:hyperlink r:id="rId13">
+      <w:hyperlink r:id="rId18">
         <w:r>
           <w:rPr>
             <w:color w:val="0563C1"/>
@@ -346,7 +601,7 @@
         </w:rPr>
         <w:t>链接:</w:t>
       </w:r>
-      <w:hyperlink r:id="rId14">
+      <w:hyperlink r:id="rId19">
         <w:r>
           <w:rPr>
             <w:color w:val="0563C1"/>
@@ -397,115 +652,13 @@
         </w:rPr>
         <w:t>链接:</w:t>
       </w:r>
-      <w:hyperlink r:id="rId15">
+      <w:hyperlink r:id="rId20">
         <w:r>
           <w:rPr>
             <w:color w:val="0563C1"/>
             <w:u w:val="single"/>
           </w:rPr>
           <w:t>Pentagon says overreliance on AI contributed to missile strike on Iran school</w:t>
-        </w:r>
-      </w:hyperlink>
-    </w:p>
-    <w:p>
-      <w:pPr>
-        <w:pStyle w:val="Heading3"/>
-      </w:pPr>
-      <w:r>
-        <w:rPr>
-          <w:rFonts w:ascii="Times New Roman" w:hAnsi="Times New Roman" w:eastAsia="黑体"/>
-          <w:b w:val="0"/>
-          <w:color w:val="888888"/>
-          <w:sz w:val="24"/>
-        </w:rPr>
-        <w:t>【C级·参考】</w:t>
-      </w:r>
-      <w:r>
-        <w:rPr>
-          <w:rFonts w:ascii="Times New Roman" w:hAnsi="Times New Roman" w:eastAsia="黑体"/>
-          <w:b w:val="0"/>
-          <w:color w:val="888888"/>
-          <w:sz w:val="24"/>
-        </w:rPr>
-        <w:t>Omdia：2026年上半年AI眼镜出货量同比增长超一倍，创下420万台历史新高</w:t>
-      </w:r>
-    </w:p>
-    <w:p>
-      <w:r>
-        <w:rPr>
-          <w:rFonts w:ascii="Times New Roman" w:hAnsi="Times New Roman" w:eastAsia="宋体"/>
-          <w:color w:val="888888"/>
-          <w:sz w:val="18"/>
-        </w:rPr>
-        <w:t>来源:Bing新闻 | 时间:09-23 01:00</w:t>
-      </w:r>
-    </w:p>
-    <w:p>
-      <w:r>
-        <w:rPr>
-          <w:rFonts w:ascii="Times New Roman" w:hAnsi="Times New Roman" w:eastAsia="宋体"/>
-          <w:sz w:val="18"/>
-        </w:rPr>
-        <w:t>链接:</w:t>
-      </w:r>
-      <w:hyperlink r:id="rId16">
-        <w:r>
-          <w:rPr>
-            <w:color w:val="0563C1"/>
-            <w:u w:val="single"/>
-          </w:rPr>
-          <w:t>Omdia：2026年上半年AI眼镜出货量同比增长超一倍，创下420万台历史新高</w:t>
-        </w:r>
-      </w:hyperlink>
-    </w:p>
-    <w:p>
-      <w:pPr>
-        <w:pStyle w:val="Heading3"/>
-      </w:pPr>
-      <w:r>
-        <w:rPr>
-          <w:rFonts w:ascii="Times New Roman" w:hAnsi="Times New Roman" w:eastAsia="黑体"/>
-          <w:b w:val="0"/>
-          <w:color w:val="888888"/>
-          <w:sz w:val="24"/>
-        </w:rPr>
-        <w:t>【C级·参考】</w:t>
-      </w:r>
-      <w:r>
-        <w:rPr>
-          <w:rFonts w:ascii="Times New Roman" w:hAnsi="Times New Roman" w:eastAsia="黑体"/>
-          <w:b w:val="0"/>
-          <w:color w:val="888888"/>
-          <w:sz w:val="24"/>
-        </w:rPr>
-        <w:t>从“具身”到“具人”，AI终端向新生态演进</w:t>
-      </w:r>
-    </w:p>
-    <w:p>
-      <w:r>
-        <w:rPr>
-          <w:rFonts w:ascii="Times New Roman" w:hAnsi="Times New Roman" w:eastAsia="宋体"/>
-          <w:color w:val="888888"/>
-          <w:sz w:val="18"/>
-        </w:rPr>
-        <w:t>来源:Bing新闻 | 时间:09-23 01:00</w:t>
-      </w:r>
-    </w:p>
-    <w:p>
-      <w:r>
-        <w:rPr>
-          <w:rFonts w:ascii="Times New Roman" w:hAnsi="Times New Roman" w:eastAsia="宋体"/>
-          <w:sz w:val="18"/>
-        </w:rPr>
-        <w:t>链接:</w:t>
-      </w:r>
-      <w:hyperlink r:id="rId17">
-        <w:r>
-          <w:rPr>
-            <w:color w:val="0563C1"/>
-            <w:u w:val="single"/>
-          </w:rPr>
-          <w:t>从“具身”到“具人”，AI终端向新生态演进</w:t>
         </w:r>
       </w:hyperlink>
     </w:p>
@@ -550,64 +703,13 @@
         </w:rPr>
         <w:t>链接:</w:t>
       </w:r>
-      <w:hyperlink r:id="rId18">
+      <w:hyperlink r:id="rId21">
         <w:r>
           <w:rPr>
             <w:color w:val="0563C1"/>
             <w:u w:val="single"/>
           </w:rPr>
           <w:t>OpenAI is well positioned to fast-follow Jev</w:t>
-        </w:r>
-      </w:hyperlink>
-    </w:p>
-    <w:p>
-      <w:pPr>
-        <w:pStyle w:val="Heading3"/>
-      </w:pPr>
-      <w:r>
-        <w:rPr>
-          <w:rFonts w:ascii="Times New Roman" w:hAnsi="Times New Roman" w:eastAsia="黑体"/>
-          <w:b w:val="0"/>
-          <w:color w:val="888888"/>
-          <w:sz w:val="24"/>
-        </w:rPr>
-        <w:t>【C级·参考】</w:t>
-      </w:r>
-      <w:r>
-        <w:rPr>
-          <w:rFonts w:ascii="Times New Roman" w:hAnsi="Times New Roman" w:eastAsia="黑体"/>
-          <w:b w:val="0"/>
-          <w:color w:val="888888"/>
-          <w:sz w:val="24"/>
-        </w:rPr>
-        <w:t>曹操出行与千问AI眼镜达成合作，智能端侧硬件生态再扩容</w:t>
-      </w:r>
-    </w:p>
-    <w:p>
-      <w:r>
-        <w:rPr>
-          <w:rFonts w:ascii="Times New Roman" w:hAnsi="Times New Roman" w:eastAsia="宋体"/>
-          <w:color w:val="888888"/>
-          <w:sz w:val="18"/>
-        </w:rPr>
-        <w:t>来源:Bing新闻 | 时间:09-22 22:08</w:t>
-      </w:r>
-    </w:p>
-    <w:p>
-      <w:r>
-        <w:rPr>
-          <w:rFonts w:ascii="Times New Roman" w:hAnsi="Times New Roman" w:eastAsia="宋体"/>
-          <w:sz w:val="18"/>
-        </w:rPr>
-        <w:t>链接:</w:t>
-      </w:r>
-      <w:hyperlink r:id="rId19">
-        <w:r>
-          <w:rPr>
-            <w:color w:val="0563C1"/>
-            <w:u w:val="single"/>
-          </w:rPr>
-          <w:t>曹操出行与千问AI眼镜达成合作，智能端侧硬件生态再扩容</w:t>
         </w:r>
       </w:hyperlink>
     </w:p>
@@ -652,7 +754,7 @@
         </w:rPr>
         <w:t>链接:</w:t>
       </w:r>
-      <w:hyperlink r:id="rId20">
+      <w:hyperlink r:id="rId22">
         <w:r>
           <w:rPr>
             <w:color w:val="0563C1"/>
@@ -703,13 +805,64 @@
         </w:rPr>
         <w:t>链接:</w:t>
       </w:r>
-      <w:hyperlink r:id="rId21">
+      <w:hyperlink r:id="rId23">
         <w:r>
           <w:rPr>
             <w:color w:val="0563C1"/>
             <w:u w:val="single"/>
           </w:rPr>
           <w:t>苹果暂缓AI吊坠，AI可穿戴战略转向手表、耳机与智能眼镜</w:t>
+        </w:r>
+      </w:hyperlink>
+    </w:p>
+    <w:p>
+      <w:pPr>
+        <w:pStyle w:val="Heading3"/>
+      </w:pPr>
+      <w:r>
+        <w:rPr>
+          <w:rFonts w:ascii="Times New Roman" w:hAnsi="Times New Roman" w:eastAsia="黑体"/>
+          <w:b w:val="0"/>
+          <w:color w:val="888888"/>
+          <w:sz w:val="24"/>
+        </w:rPr>
+        <w:t>【C级·参考】</w:t>
+      </w:r>
+      <w:r>
+        <w:rPr>
+          <w:rFonts w:ascii="Times New Roman" w:hAnsi="Times New Roman" w:eastAsia="黑体"/>
+          <w:b w:val="0"/>
+          <w:color w:val="888888"/>
+          <w:sz w:val="24"/>
+        </w:rPr>
+        <w:t>【AI眼镜】跟踪更新：Meta Muse生态加速，Rokid迭代版本发布——国金轻工</w:t>
+      </w:r>
+    </w:p>
+    <w:p>
+      <w:r>
+        <w:rPr>
+          <w:rFonts w:ascii="Times New Roman" w:hAnsi="Times New Roman" w:eastAsia="宋体"/>
+          <w:color w:val="888888"/>
+          <w:sz w:val="18"/>
+        </w:rPr>
+        <w:t>来源:Bing新闻 | 时间:09-22 20:25</w:t>
+      </w:r>
+    </w:p>
+    <w:p>
+      <w:r>
+        <w:rPr>
+          <w:rFonts w:ascii="Times New Roman" w:hAnsi="Times New Roman" w:eastAsia="宋体"/>
+          <w:sz w:val="18"/>
+        </w:rPr>
+        <w:t>链接:</w:t>
+      </w:r>
+      <w:hyperlink r:id="rId24">
+        <w:r>
+          <w:rPr>
+            <w:color w:val="0563C1"/>
+            <w:u w:val="single"/>
+          </w:rPr>
+          <w:t>【AI眼镜】跟踪更新：Meta Muse生态加速，Rokid迭代版本发布——国金轻工</w:t>
         </w:r>
       </w:hyperlink>
     </w:p>
@@ -754,13 +907,64 @@
         </w:rPr>
         <w:t>链接:</w:t>
       </w:r>
-      <w:hyperlink r:id="rId22">
+      <w:hyperlink r:id="rId25">
         <w:r>
           <w:rPr>
             <w:color w:val="0563C1"/>
             <w:u w:val="single"/>
           </w:rPr>
           <w:t>全球AI眼镜出货量猛增127%，隐私问题引发关注！</w:t>
+        </w:r>
+      </w:hyperlink>
+    </w:p>
+    <w:p>
+      <w:pPr>
+        <w:pStyle w:val="Heading3"/>
+      </w:pPr>
+      <w:r>
+        <w:rPr>
+          <w:rFonts w:ascii="Times New Roman" w:hAnsi="Times New Roman" w:eastAsia="黑体"/>
+          <w:b w:val="0"/>
+          <w:color w:val="888888"/>
+          <w:sz w:val="24"/>
+        </w:rPr>
+        <w:t>【C级·参考】</w:t>
+      </w:r>
+      <w:r>
+        <w:rPr>
+          <w:rFonts w:ascii="Times New Roman" w:hAnsi="Times New Roman" w:eastAsia="黑体"/>
+          <w:b w:val="0"/>
+          <w:color w:val="888888"/>
+          <w:sz w:val="24"/>
+        </w:rPr>
+        <w:t>Omdia：2026年上半年AI眼镜出货量同比增长超一倍，创下420万台历史新高</w:t>
+      </w:r>
+    </w:p>
+    <w:p>
+      <w:r>
+        <w:rPr>
+          <w:rFonts w:ascii="Times New Roman" w:hAnsi="Times New Roman" w:eastAsia="宋体"/>
+          <w:color w:val="888888"/>
+          <w:sz w:val="18"/>
+        </w:rPr>
+        <w:t>来源:Bing新闻 | 时间:09-22 20:00</w:t>
+      </w:r>
+    </w:p>
+    <w:p>
+      <w:r>
+        <w:rPr>
+          <w:rFonts w:ascii="Times New Roman" w:hAnsi="Times New Roman" w:eastAsia="宋体"/>
+          <w:sz w:val="18"/>
+        </w:rPr>
+        <w:t>链接:</w:t>
+      </w:r>
+      <w:hyperlink r:id="rId26">
+        <w:r>
+          <w:rPr>
+            <w:color w:val="0563C1"/>
+            <w:u w:val="single"/>
+          </w:rPr>
+          <w:t>Omdia：2026年上半年AI眼镜出货量同比增长超一倍，创下420万台历史新高</w:t>
         </w:r>
       </w:hyperlink>
     </w:p>
@@ -805,7 +1009,7 @@
         </w:rPr>
         <w:t>链接:</w:t>
       </w:r>
-      <w:hyperlink r:id="rId23">
+      <w:hyperlink r:id="rId27">
         <w:r>
           <w:rPr>
             <w:color w:val="0563C1"/>
@@ -856,7 +1060,7 @@
         </w:rPr>
         <w:t>链接:</w:t>
       </w:r>
-      <w:hyperlink r:id="rId24">
+      <w:hyperlink r:id="rId28">
         <w:r>
           <w:rPr>
             <w:color w:val="0563C1"/>
@@ -865,6 +1069,18 @@
           <w:t>AI眼镜，怎么又不要摄像头了？</w:t>
         </w:r>
       </w:hyperlink>
+    </w:p>
+    <w:p>
+      <w:pPr>
+        <w:pStyle w:val="Heading2"/>
+      </w:pPr>
+      <w:r>
+        <w:rPr>
+          <w:rFonts w:ascii="Times New Roman" w:hAnsi="Times New Roman" w:eastAsia="黑体"/>
+          <w:sz w:val="28"/>
+        </w:rPr>
+        <w:t>机器人/AI硬件</w:t>
+      </w:r>
     </w:p>
     <w:p>
       <w:pPr>
@@ -886,7 +1102,7 @@
           <w:color w:val="888888"/>
           <w:sz w:val="24"/>
         </w:rPr>
-        <w:t>年收入1亿美元！AI游戏大佬OOC是什么来头？</w:t>
+        <w:t>马斯克预测十年内至少有 10 亿台人形机器人，未来会诞生大量“一人公司”</w:t>
       </w:r>
     </w:p>
     <w:p>
@@ -896,7 +1112,7 @@
           <w:color w:val="888888"/>
           <w:sz w:val="18"/>
         </w:rPr>
-        <w:t>来源:GameLook | 时间:09-22 09:59</w:t>
+        <w:t>来源:IT之家 | 时间:09-23 13:32</w:t>
       </w:r>
     </w:p>
     <w:p>
@@ -907,32 +1123,15 @@
         </w:rPr>
         <w:t>链接:</w:t>
       </w:r>
-      <w:hyperlink r:id="rId25">
+      <w:hyperlink r:id="rId29">
         <w:r>
           <w:rPr>
             <w:color w:val="0563C1"/>
             <w:u w:val="single"/>
           </w:rPr>
-          <w:t>年收入1亿美元！AI游戏大佬OOC是什么来头？</w:t>
+          <w:t>马斯克预测十年内至少有 10 亿台人形机器人，未来会诞生大量“一人公司”</w:t>
         </w:r>
       </w:hyperlink>
-    </w:p>
-    <w:p>
-      <w:pPr>
-        <w:pStyle w:val="Heading2"/>
-      </w:pPr>
-      <w:r>
-        <w:rPr>
-          <w:rFonts w:ascii="Times New Roman" w:hAnsi="Times New Roman" w:eastAsia="黑体"/>
-          <w:sz w:val="28"/>
-        </w:rPr>
-        <w:t>机器人/AI硬件</w:t>
-      </w:r>
-    </w:p>
-    <w:p>
-      <w:r>
-        <w:t>本线口暂无重要更新</w:t>
-      </w:r>
     </w:p>
     <w:p>
       <w:pPr>
@@ -964,55 +1163,9 @@
       </w:r>
     </w:p>
     <w:p>
-      <w:pPr>
-        <w:pStyle w:val="Heading3"/>
-      </w:pPr>
       <w:r>
-        <w:rPr>
-          <w:rFonts w:ascii="Times New Roman" w:hAnsi="Times New Roman" w:eastAsia="黑体"/>
-          <w:b w:val="0"/>
-          <w:color w:val="888888"/>
-          <w:sz w:val="24"/>
-        </w:rPr>
-        <w:t>【C级·参考】</w:t>
+        <w:t>本线口暂无重要更新</w:t>
       </w:r>
-      <w:r>
-        <w:rPr>
-          <w:rFonts w:ascii="Times New Roman" w:hAnsi="Times New Roman" w:eastAsia="黑体"/>
-          <w:b w:val="0"/>
-          <w:color w:val="888888"/>
-          <w:sz w:val="24"/>
-        </w:rPr>
-        <w:t>美团启动“放心外卖”七项行动：上线“食安版”美团外卖 App、将骑手“食安哨兵”巡店模式推向全国</w:t>
-      </w:r>
-    </w:p>
-    <w:p>
-      <w:r>
-        <w:rPr>
-          <w:rFonts w:ascii="Times New Roman" w:hAnsi="Times New Roman" w:eastAsia="宋体"/>
-          <w:color w:val="888888"/>
-          <w:sz w:val="18"/>
-        </w:rPr>
-        <w:t>来源:IT之家 | 时间:09-23 09:03</w:t>
-      </w:r>
-    </w:p>
-    <w:p>
-      <w:r>
-        <w:rPr>
-          <w:rFonts w:ascii="Times New Roman" w:hAnsi="Times New Roman" w:eastAsia="宋体"/>
-          <w:sz w:val="18"/>
-        </w:rPr>
-        <w:t>链接:</w:t>
-      </w:r>
-      <w:hyperlink r:id="rId26">
-        <w:r>
-          <w:rPr>
-            <w:color w:val="0563C1"/>
-            <w:u w:val="single"/>
-          </w:rPr>
-          <w:t>美团启动“放心外卖”七项行动：上线“食安版”美团外卖 App、将骑手“食安哨兵”巡店模式推向全国</w:t>
-        </w:r>
-      </w:hyperlink>
     </w:p>
     <w:p>
       <w:pPr>
@@ -1067,7 +1220,7 @@
         </w:rPr>
         <w:t>链接:</w:t>
       </w:r>
-      <w:hyperlink r:id="rId27">
+      <w:hyperlink r:id="rId30">
         <w:r>
           <w:rPr>
             <w:color w:val="0563C1"/>
@@ -1118,7 +1271,7 @@
         </w:rPr>
         <w:t>链接:</w:t>
       </w:r>
-      <w:hyperlink r:id="rId28">
+      <w:hyperlink r:id="rId31">
         <w:r>
           <w:rPr>
             <w:color w:val="0563C1"/>
@@ -1169,7 +1322,7 @@
         </w:rPr>
         <w:t>链接:</w:t>
       </w:r>
-      <w:hyperlink r:id="rId29">
+      <w:hyperlink r:id="rId32">
         <w:r>
           <w:rPr>
             <w:color w:val="0563C1"/>
@@ -1220,7 +1373,7 @@
         </w:rPr>
         <w:t>链接:</w:t>
       </w:r>
-      <w:hyperlink r:id="rId30">
+      <w:hyperlink r:id="rId33">
         <w:r>
           <w:rPr>
             <w:color w:val="0563C1"/>
@@ -1271,7 +1424,7 @@
         </w:rPr>
         <w:t>链接:</w:t>
       </w:r>
-      <w:hyperlink r:id="rId31">
+      <w:hyperlink r:id="rId34">
         <w:r>
           <w:rPr>
             <w:color w:val="0563C1"/>
@@ -1322,7 +1475,7 @@
         </w:rPr>
         <w:t>链接:</w:t>
       </w:r>
-      <w:hyperlink r:id="rId32">
+      <w:hyperlink r:id="rId35">
         <w:r>
           <w:rPr>
             <w:color w:val="0563C1"/>
@@ -1373,7 +1526,7 @@
         </w:rPr>
         <w:t>链接:</w:t>
       </w:r>
-      <w:hyperlink r:id="rId33">
+      <w:hyperlink r:id="rId36">
         <w:r>
           <w:rPr>
             <w:color w:val="0563C1"/>
@@ -1382,6 +1535,18 @@
           <w:t>“45岁才做游戏太晚了么”？海外大龄开发者的回答“让人感动”！</w:t>
         </w:r>
       </w:hyperlink>
+    </w:p>
+    <w:p>
+      <w:pPr>
+        <w:pStyle w:val="Heading2"/>
+      </w:pPr>
+      <w:r>
+        <w:rPr>
+          <w:rFonts w:ascii="Times New Roman" w:hAnsi="Times New Roman" w:eastAsia="黑体"/>
+          <w:sz w:val="28"/>
+        </w:rPr>
+        <w:t>消费/以旧换新/新餐饮</w:t>
+      </w:r>
     </w:p>
     <w:p>
       <w:pPr>
@@ -1403,7 +1568,7 @@
           <w:color w:val="888888"/>
           <w:sz w:val="24"/>
         </w:rPr>
-        <w:t>游戏电影神作？“非正史”《生化危机:爆发夜》票房破1亿美元，玩家集体叫好</w:t>
+        <w:t>小米米家智能净烟机 3 Max、米家定时燃气灶 3 Max 今日开售：国补价 2299~4599 元</w:t>
       </w:r>
     </w:p>
     <w:p>
@@ -1413,160 +1578,7 @@
           <w:color w:val="888888"/>
           <w:sz w:val="18"/>
         </w:rPr>
-        <w:t>来源:GameLook | 时间:09-22 12:23</w:t>
-      </w:r>
-    </w:p>
-    <w:p>
-      <w:r>
-        <w:rPr>
-          <w:rFonts w:ascii="Times New Roman" w:hAnsi="Times New Roman" w:eastAsia="宋体"/>
-          <w:sz w:val="18"/>
-        </w:rPr>
-        <w:t>链接:</w:t>
-      </w:r>
-      <w:hyperlink r:id="rId34">
-        <w:r>
-          <w:rPr>
-            <w:color w:val="0563C1"/>
-            <w:u w:val="single"/>
-          </w:rPr>
-          <w:t>游戏电影神作？“非正史”《生化危机:爆发夜》票房破1亿美元，玩家集体叫好</w:t>
-        </w:r>
-      </w:hyperlink>
-    </w:p>
-    <w:p>
-      <w:pPr>
-        <w:pStyle w:val="Heading3"/>
-      </w:pPr>
-      <w:r>
-        <w:rPr>
-          <w:rFonts w:ascii="Times New Roman" w:hAnsi="Times New Roman" w:eastAsia="黑体"/>
-          <w:b w:val="0"/>
-          <w:color w:val="888888"/>
-          <w:sz w:val="24"/>
-        </w:rPr>
-        <w:t>【C级·参考】</w:t>
-      </w:r>
-      <w:r>
-        <w:rPr>
-          <w:rFonts w:ascii="Times New Roman" w:hAnsi="Times New Roman" w:eastAsia="黑体"/>
-          <w:b w:val="0"/>
-          <w:color w:val="888888"/>
-          <w:sz w:val="24"/>
-        </w:rPr>
-        <w:t>米哈游再发“反舞弊通告”：二游周边成重灾区、涉案员工或面临10年以上徒刑</w:t>
-      </w:r>
-    </w:p>
-    <w:p>
-      <w:r>
-        <w:rPr>
-          <w:rFonts w:ascii="Times New Roman" w:hAnsi="Times New Roman" w:eastAsia="宋体"/>
-          <w:color w:val="888888"/>
-          <w:sz w:val="18"/>
-        </w:rPr>
-        <w:t>来源:GameLook | 时间:09-22 09:53</w:t>
-      </w:r>
-    </w:p>
-    <w:p>
-      <w:r>
-        <w:rPr>
-          <w:rFonts w:ascii="Times New Roman" w:hAnsi="Times New Roman" w:eastAsia="宋体"/>
-          <w:sz w:val="18"/>
-        </w:rPr>
-        <w:t>链接:</w:t>
-      </w:r>
-      <w:hyperlink r:id="rId35">
-        <w:r>
-          <w:rPr>
-            <w:color w:val="0563C1"/>
-            <w:u w:val="single"/>
-          </w:rPr>
-          <w:t>米哈游再发“反舞弊通告”：二游周边成重灾区、涉案员工或面临10年以上徒刑</w:t>
-        </w:r>
-      </w:hyperlink>
-    </w:p>
-    <w:p>
-      <w:pPr>
-        <w:pStyle w:val="Heading3"/>
-      </w:pPr>
-      <w:r>
-        <w:rPr>
-          <w:rFonts w:ascii="Times New Roman" w:hAnsi="Times New Roman" w:eastAsia="黑体"/>
-          <w:b w:val="0"/>
-          <w:color w:val="888888"/>
-          <w:sz w:val="24"/>
-        </w:rPr>
-        <w:t>【C级·参考】</w:t>
-      </w:r>
-      <w:r>
-        <w:rPr>
-          <w:rFonts w:ascii="Times New Roman" w:hAnsi="Times New Roman" w:eastAsia="黑体"/>
-          <w:b w:val="0"/>
-          <w:color w:val="888888"/>
-          <w:sz w:val="24"/>
-        </w:rPr>
-        <w:t>台风让东京电玩展“提前散场”！中国游戏大厂集体缺席，这届还有啥看头？</w:t>
-      </w:r>
-    </w:p>
-    <w:p>
-      <w:r>
-        <w:rPr>
-          <w:rFonts w:ascii="Times New Roman" w:hAnsi="Times New Roman" w:eastAsia="宋体"/>
-          <w:color w:val="888888"/>
-          <w:sz w:val="18"/>
-        </w:rPr>
-        <w:t>来源:GameLook | 时间:09-22 09:45</w:t>
-      </w:r>
-    </w:p>
-    <w:p>
-      <w:r>
-        <w:rPr>
-          <w:rFonts w:ascii="Times New Roman" w:hAnsi="Times New Roman" w:eastAsia="宋体"/>
-          <w:sz w:val="18"/>
-        </w:rPr>
-        <w:t>链接:</w:t>
-      </w:r>
-      <w:hyperlink r:id="rId36">
-        <w:r>
-          <w:rPr>
-            <w:color w:val="0563C1"/>
-            <w:u w:val="single"/>
-          </w:rPr>
-          <w:t>台风让东京电玩展“提前散场”！中国游戏大厂集体缺席，这届还有啥看头？</w:t>
-        </w:r>
-      </w:hyperlink>
-    </w:p>
-    <w:p>
-      <w:pPr>
-        <w:pStyle w:val="Heading3"/>
-      </w:pPr>
-      <w:r>
-        <w:rPr>
-          <w:rFonts w:ascii="Times New Roman" w:hAnsi="Times New Roman" w:eastAsia="黑体"/>
-          <w:b w:val="0"/>
-          <w:color w:val="888888"/>
-          <w:sz w:val="24"/>
-        </w:rPr>
-        <w:t>【C级·参考】</w:t>
-      </w:r>
-      <w:r>
-        <w:rPr>
-          <w:rFonts w:ascii="Times New Roman" w:hAnsi="Times New Roman" w:eastAsia="黑体"/>
-          <w:b w:val="0"/>
-          <w:color w:val="888888"/>
-          <w:sz w:val="24"/>
-        </w:rPr>
-        <w:t>索尼通知“砍游戏”，小岛秀夫亲述：“担心公司直接倒闭，我大脑一片空白”</w:t>
-      </w:r>
-    </w:p>
-    <w:p>
-      <w:r>
-        <w:rPr>
-          <w:rFonts w:ascii="Times New Roman" w:hAnsi="Times New Roman" w:eastAsia="宋体"/>
-          <w:color w:val="888888"/>
-          <w:sz w:val="18"/>
-        </w:rPr>
-        <w:t>来源:GameLook | 时间:09-22 09:40</w:t>
+        <w:t>来源:IT之家 | 时间:09-23 13:15</w:t>
       </w:r>
     </w:p>
     <w:p>
@@ -1583,21 +1595,9 @@
             <w:color w:val="0563C1"/>
             <w:u w:val="single"/>
           </w:rPr>
-          <w:t>索尼通知“砍游戏”，小岛秀夫亲述：“担心公司直接倒闭，我大脑一片空白”</w:t>
+          <w:t>小米米家智能净烟机 3 Max、米家定时燃气灶 3 Max 今日开售：国补价 2299~4599 元</w:t>
         </w:r>
       </w:hyperlink>
-    </w:p>
-    <w:p>
-      <w:pPr>
-        <w:pStyle w:val="Heading2"/>
-      </w:pPr>
-      <w:r>
-        <w:rPr>
-          <w:rFonts w:ascii="Times New Roman" w:hAnsi="Times New Roman" w:eastAsia="黑体"/>
-          <w:sz w:val="28"/>
-        </w:rPr>
-        <w:t>消费/以旧换新/新餐饮</w:t>
-      </w:r>
     </w:p>
     <w:p>
       <w:pPr>
@@ -1676,7 +1676,7 @@
           <w:rFonts w:ascii="Times New Roman" w:hAnsi="Times New Roman" w:eastAsia="宋体"/>
           <w:sz w:val="18"/>
         </w:rPr>
-        <w:t>IT之家(60)、GameLook(14)、HackerNews(7)、Bing新闻(9)</w:t>
+        <w:t>IT之家(60)、GameLook(15)、HackerNews(9)、Bing新闻(9)</w:t>
       </w:r>
     </w:p>
     <w:p>

--- a/briefings/线口监测午报-2026-09-23.docx
+++ b/briefings/线口监测午报-2026-09-23.docx
@@ -22,7 +22,7 @@
           <w:color w:val="888888"/>
           <w:sz w:val="18"/>
         </w:rPr>
-        <w:t>监测窗口:近48小时 | 生成时间:2026-09-23 14:00</w:t>
+        <w:t>监测窗口:近48小时 | 生成时间:2026-09-23 20:43</w:t>
       </w:r>
     </w:p>
     <w:p>
@@ -70,7 +70,7 @@
           <w:color w:val="888888"/>
           <w:sz w:val="24"/>
         </w:rPr>
-        <w:t>最高折扣 50%：消息称微软推进 AI 替你“干活”，Copilot 同步变身超级应用</w:t>
+        <w:t>卢伟冰：小米 17 Pro 系列手机背屏 AI 功能将于 12 月底更新</w:t>
       </w:r>
     </w:p>
     <w:p>
@@ -80,7 +80,7 @@
           <w:color w:val="888888"/>
           <w:sz w:val="18"/>
         </w:rPr>
-        <w:t>来源:IT之家 | 时间:09-23 14:00</w:t>
+        <w:t>来源:IT之家 | 时间:09-23 20:25</w:t>
       </w:r>
     </w:p>
     <w:p>
@@ -97,7 +97,7 @@
             <w:color w:val="0563C1"/>
             <w:u w:val="single"/>
           </w:rPr>
-          <w:t>最高折扣 50%：消息称微软推进 AI 替你“干活”，Copilot 同步变身超级应用</w:t>
+          <w:t>卢伟冰：小米 17 Pro 系列手机背屏 AI 功能将于 12 月底更新</w:t>
         </w:r>
       </w:hyperlink>
     </w:p>
@@ -121,7 +121,7 @@
           <w:color w:val="888888"/>
           <w:sz w:val="24"/>
         </w:rPr>
-        <w:t>马斯克惊叹中国 AI 大模型“单位算力产出性能几乎是全球顶尖水平”，预计两到三年内就能靠光刻技术与芯片制造补齐算力缺口</w:t>
+        <w:t>OpenAI 挖角 Patreon 三名核心高管，发力创作者商业化赛道</w:t>
       </w:r>
     </w:p>
     <w:p>
@@ -131,7 +131,7 @@
           <w:color w:val="888888"/>
           <w:sz w:val="18"/>
         </w:rPr>
-        <w:t>来源:IT之家 | 时间:09-23 13:37</w:t>
+        <w:t>来源:IT之家 | 时间:09-23 19:13</w:t>
       </w:r>
     </w:p>
     <w:p>
@@ -148,7 +148,7 @@
             <w:color w:val="0563C1"/>
             <w:u w:val="single"/>
           </w:rPr>
-          <w:t>马斯克惊叹中国 AI 大模型“单位算力产出性能几乎是全球顶尖水平”，预计两到三年内就能靠光刻技术与芯片制造补齐算力缺口</w:t>
+          <w:t>OpenAI 挖角 Patreon 三名核心高管，发力创作者商业化赛道</w:t>
         </w:r>
       </w:hyperlink>
     </w:p>
@@ -172,7 +172,7 @@
           <w:color w:val="888888"/>
           <w:sz w:val="24"/>
         </w:rPr>
-        <w:t>Win11 恶意软件 ClosedQuorum 披露：入侵 PC 后 AI 自动化决策，挖掘用户最有价值信息</w:t>
+        <w:t>OpenAI CEO 奥尔特曼将在联合国演讲，倡议建立全球 AI 标准</w:t>
       </w:r>
     </w:p>
     <w:p>
@@ -182,7 +182,7 @@
           <w:color w:val="888888"/>
           <w:sz w:val="18"/>
         </w:rPr>
-        <w:t>来源:IT之家 | 时间:09-23 13:12</w:t>
+        <w:t>来源:IT之家 | 时间:09-23 18:12</w:t>
       </w:r>
     </w:p>
     <w:p>
@@ -199,7 +199,211 @@
             <w:color w:val="0563C1"/>
             <w:u w:val="single"/>
           </w:rPr>
-          <w:t>Win11 恶意软件 ClosedQuorum 披露：入侵 PC 后 AI 自动化决策，挖掘用户最有价值信息</w:t>
+          <w:t>OpenAI CEO 奥尔特曼将在联合国演讲，倡议建立全球 AI 标准</w:t>
+        </w:r>
+      </w:hyperlink>
+    </w:p>
+    <w:p>
+      <w:pPr>
+        <w:pStyle w:val="Heading3"/>
+      </w:pPr>
+      <w:r>
+        <w:rPr>
+          <w:rFonts w:ascii="Times New Roman" w:hAnsi="Times New Roman" w:eastAsia="黑体"/>
+          <w:b w:val="0"/>
+          <w:color w:val="888888"/>
+          <w:sz w:val="24"/>
+        </w:rPr>
+        <w:t>【C级·参考】</w:t>
+      </w:r>
+      <w:r>
+        <w:rPr>
+          <w:rFonts w:ascii="Times New Roman" w:hAnsi="Times New Roman" w:eastAsia="黑体"/>
+          <w:b w:val="0"/>
+          <w:color w:val="888888"/>
+          <w:sz w:val="24"/>
+        </w:rPr>
+        <w:t>微软 Win11 Clipchamp 新增本地 AI 视频超分功能，可将视频分辨率提升至 4K</w:t>
+      </w:r>
+    </w:p>
+    <w:p>
+      <w:r>
+        <w:rPr>
+          <w:rFonts w:ascii="Times New Roman" w:hAnsi="Times New Roman" w:eastAsia="宋体"/>
+          <w:color w:val="888888"/>
+          <w:sz w:val="18"/>
+        </w:rPr>
+        <w:t>来源:IT之家 | 时间:09-23 17:05</w:t>
+      </w:r>
+    </w:p>
+    <w:p>
+      <w:r>
+        <w:rPr>
+          <w:rFonts w:ascii="Times New Roman" w:hAnsi="Times New Roman" w:eastAsia="宋体"/>
+          <w:sz w:val="18"/>
+        </w:rPr>
+        <w:t>链接:</w:t>
+      </w:r>
+      <w:hyperlink r:id="rId12">
+        <w:r>
+          <w:rPr>
+            <w:color w:val="0563C1"/>
+            <w:u w:val="single"/>
+          </w:rPr>
+          <w:t>微软 Win11 Clipchamp 新增本地 AI 视频超分功能，可将视频分辨率提升至 4K</w:t>
+        </w:r>
+      </w:hyperlink>
+    </w:p>
+    <w:p>
+      <w:pPr>
+        <w:pStyle w:val="Heading3"/>
+      </w:pPr>
+      <w:r>
+        <w:rPr>
+          <w:rFonts w:ascii="Times New Roman" w:hAnsi="Times New Roman" w:eastAsia="黑体"/>
+          <w:b w:val="0"/>
+          <w:color w:val="888888"/>
+          <w:sz w:val="24"/>
+        </w:rPr>
+        <w:t>【C级·参考】</w:t>
+      </w:r>
+      <w:r>
+        <w:rPr>
+          <w:rFonts w:ascii="Times New Roman" w:hAnsi="Times New Roman" w:eastAsia="黑体"/>
+          <w:b w:val="0"/>
+          <w:color w:val="888888"/>
+          <w:sz w:val="24"/>
+        </w:rPr>
+        <w:t>科大讯飞发布全新语音识别大模型 Spark-ASR-2.0，明日上线讯飞输入法</w:t>
+      </w:r>
+    </w:p>
+    <w:p>
+      <w:r>
+        <w:rPr>
+          <w:rFonts w:ascii="Times New Roman" w:hAnsi="Times New Roman" w:eastAsia="宋体"/>
+          <w:color w:val="888888"/>
+          <w:sz w:val="18"/>
+        </w:rPr>
+        <w:t>来源:IT之家 | 时间:09-23 16:35</w:t>
+      </w:r>
+    </w:p>
+    <w:p>
+      <w:r>
+        <w:rPr>
+          <w:rFonts w:ascii="Times New Roman" w:hAnsi="Times New Roman" w:eastAsia="宋体"/>
+          <w:sz w:val="18"/>
+        </w:rPr>
+        <w:t>链接:</w:t>
+      </w:r>
+      <w:hyperlink r:id="rId13">
+        <w:r>
+          <w:rPr>
+            <w:color w:val="0563C1"/>
+            <w:u w:val="single"/>
+          </w:rPr>
+          <w:t>科大讯飞发布全新语音识别大模型 Spark-ASR-2.0，明日上线讯飞输入法</w:t>
+        </w:r>
+      </w:hyperlink>
+    </w:p>
+    <w:p>
+      <w:pPr>
+        <w:pStyle w:val="Heading3"/>
+      </w:pPr>
+      <w:r>
+        <w:rPr>
+          <w:rFonts w:ascii="Times New Roman" w:hAnsi="Times New Roman" w:eastAsia="黑体"/>
+          <w:b w:val="0"/>
+          <w:color w:val="888888"/>
+          <w:sz w:val="24"/>
+        </w:rPr>
+        <w:t>【C级·参考】</w:t>
+      </w:r>
+      <w:r>
+        <w:rPr>
+          <w:rFonts w:ascii="Times New Roman" w:hAnsi="Times New Roman" w:eastAsia="黑体"/>
+          <w:b w:val="0"/>
+          <w:color w:val="888888"/>
+          <w:sz w:val="24"/>
+        </w:rPr>
+        <w:t>荣耀 YOYO Claw、小米 miclaw、阶跃终端 AI 三款手机端侧生成式 AI 服务通过网信部门备案</w:t>
+      </w:r>
+    </w:p>
+    <w:p>
+      <w:r>
+        <w:rPr>
+          <w:rFonts w:ascii="Times New Roman" w:hAnsi="Times New Roman" w:eastAsia="宋体"/>
+          <w:color w:val="888888"/>
+          <w:sz w:val="18"/>
+        </w:rPr>
+        <w:t>来源:IT之家 | 时间:09-23 16:33</w:t>
+      </w:r>
+    </w:p>
+    <w:p>
+      <w:r>
+        <w:rPr>
+          <w:rFonts w:ascii="Times New Roman" w:hAnsi="Times New Roman" w:eastAsia="宋体"/>
+          <w:sz w:val="18"/>
+        </w:rPr>
+        <w:t>链接:</w:t>
+      </w:r>
+      <w:hyperlink r:id="rId14">
+        <w:r>
+          <w:rPr>
+            <w:color w:val="0563C1"/>
+            <w:u w:val="single"/>
+          </w:rPr>
+          <w:t>荣耀 YOYO Claw、小米 miclaw、阶跃终端 AI 三款手机端侧生成式 AI 服务通过网信部门备案</w:t>
+        </w:r>
+      </w:hyperlink>
+    </w:p>
+    <w:p>
+      <w:pPr>
+        <w:pStyle w:val="Heading3"/>
+      </w:pPr>
+      <w:r>
+        <w:rPr>
+          <w:rFonts w:ascii="Times New Roman" w:hAnsi="Times New Roman" w:eastAsia="黑体"/>
+          <w:b w:val="0"/>
+          <w:color w:val="888888"/>
+          <w:sz w:val="24"/>
+        </w:rPr>
+        <w:t>【C级·参考】</w:t>
+      </w:r>
+      <w:r>
+        <w:rPr>
+          <w:rFonts w:ascii="Times New Roman" w:hAnsi="Times New Roman" w:eastAsia="黑体"/>
+          <w:b w:val="0"/>
+          <w:color w:val="888888"/>
+          <w:sz w:val="24"/>
+        </w:rPr>
+        <w:t>三星 AI 冰箱系统更新后直接“罢工”，导致用户食材损坏</w:t>
+      </w:r>
+    </w:p>
+    <w:p>
+      <w:r>
+        <w:rPr>
+          <w:rFonts w:ascii="Times New Roman" w:hAnsi="Times New Roman" w:eastAsia="宋体"/>
+          <w:color w:val="888888"/>
+          <w:sz w:val="18"/>
+        </w:rPr>
+        <w:t>来源:IT之家 | 时间:09-23 16:24</w:t>
+      </w:r>
+    </w:p>
+    <w:p>
+      <w:r>
+        <w:rPr>
+          <w:rFonts w:ascii="Times New Roman" w:hAnsi="Times New Roman" w:eastAsia="宋体"/>
+          <w:sz w:val="18"/>
+        </w:rPr>
+        <w:t>链接:</w:t>
+      </w:r>
+      <w:hyperlink r:id="rId15">
+        <w:r>
+          <w:rPr>
+            <w:color w:val="0563C1"/>
+            <w:u w:val="single"/>
+          </w:rPr>
+          <w:t>三星 AI 冰箱系统更新后直接“罢工”，导致用户食材损坏</w:t>
         </w:r>
       </w:hyperlink>
     </w:p>
@@ -244,7 +448,7 @@
         </w:rPr>
         <w:t>链接:</w:t>
       </w:r>
-      <w:hyperlink r:id="rId12">
+      <w:hyperlink r:id="rId16">
         <w:r>
           <w:rPr>
             <w:color w:val="0563C1"/>
@@ -274,7 +478,7 @@
           <w:color w:val="888888"/>
           <w:sz w:val="24"/>
         </w:rPr>
-        <w:t>高通：手机仍占个人交互 C 位，应用正从 APP 时代迈向 AI 智能体时代</w:t>
+        <w:t>苹果暂缓AI吊坠，AI可穿戴战略转向手表、耳机与智能眼镜</w:t>
       </w:r>
     </w:p>
     <w:p>
@@ -284,7 +488,7 @@
           <w:color w:val="888888"/>
           <w:sz w:val="18"/>
         </w:rPr>
-        <w:t>来源:IT之家 | 时间:09-23 12:36</w:t>
+        <w:t>来源:Bing新闻 | 时间:09-23 11:17</w:t>
       </w:r>
     </w:p>
     <w:p>
@@ -295,13 +499,13 @@
         </w:rPr>
         <w:t>链接:</w:t>
       </w:r>
-      <w:hyperlink r:id="rId13">
+      <w:hyperlink r:id="rId17">
         <w:r>
           <w:rPr>
             <w:color w:val="0563C1"/>
             <w:u w:val="single"/>
           </w:rPr>
-          <w:t>高通：手机仍占个人交互 C 位，应用正从 APP 时代迈向 AI 智能体时代</w:t>
+          <w:t>苹果暂缓AI吊坠，AI可穿戴战略转向手表、耳机与智能眼镜</w:t>
         </w:r>
       </w:hyperlink>
     </w:p>
@@ -325,7 +529,7 @@
           <w:color w:val="888888"/>
           <w:sz w:val="24"/>
         </w:rPr>
-        <w:t>DeepSeek 新论文公开 Agent 训练，梁文锋署名</w:t>
+        <w:t>【AI眼镜】跟踪更新：Meta Muse生态加速，Rokid迭代版本发布——国金轻工</w:t>
       </w:r>
     </w:p>
     <w:p>
@@ -335,7 +539,7 @@
           <w:color w:val="888888"/>
           <w:sz w:val="18"/>
         </w:rPr>
-        <w:t>来源:IT之家 | 时间:09-23 11:37</w:t>
+        <w:t>来源:Bing新闻 | 时间:09-23 10:24</w:t>
       </w:r>
     </w:p>
     <w:p>
@@ -346,115 +550,13 @@
         </w:rPr>
         <w:t>链接:</w:t>
       </w:r>
-      <w:hyperlink r:id="rId14">
+      <w:hyperlink r:id="rId18">
         <w:r>
           <w:rPr>
             <w:color w:val="0563C1"/>
             <w:u w:val="single"/>
           </w:rPr>
-          <w:t>DeepSeek 新论文公开 Agent 训练，梁文锋署名</w:t>
-        </w:r>
-      </w:hyperlink>
-    </w:p>
-    <w:p>
-      <w:pPr>
-        <w:pStyle w:val="Heading3"/>
-      </w:pPr>
-      <w:r>
-        <w:rPr>
-          <w:rFonts w:ascii="Times New Roman" w:hAnsi="Times New Roman" w:eastAsia="黑体"/>
-          <w:b w:val="0"/>
-          <w:color w:val="888888"/>
-          <w:sz w:val="24"/>
-        </w:rPr>
-        <w:t>【C级·参考】</w:t>
-      </w:r>
-      <w:r>
-        <w:rPr>
-          <w:rFonts w:ascii="Times New Roman" w:hAnsi="Times New Roman" w:eastAsia="黑体"/>
-          <w:b w:val="0"/>
-          <w:color w:val="888888"/>
-          <w:sz w:val="24"/>
-        </w:rPr>
-        <w:t>雷神预告 STATION 系列迷你 AI 工作站，至高可选 AMD 锐龙 AI Max+ PRO 495</w:t>
-      </w:r>
-    </w:p>
-    <w:p>
-      <w:r>
-        <w:rPr>
-          <w:rFonts w:ascii="Times New Roman" w:hAnsi="Times New Roman" w:eastAsia="宋体"/>
-          <w:color w:val="888888"/>
-          <w:sz w:val="18"/>
-        </w:rPr>
-        <w:t>来源:IT之家 | 时间:09-23 11:08</w:t>
-      </w:r>
-    </w:p>
-    <w:p>
-      <w:r>
-        <w:rPr>
-          <w:rFonts w:ascii="Times New Roman" w:hAnsi="Times New Roman" w:eastAsia="宋体"/>
-          <w:sz w:val="18"/>
-        </w:rPr>
-        <w:t>链接:</w:t>
-      </w:r>
-      <w:hyperlink r:id="rId15">
-        <w:r>
-          <w:rPr>
-            <w:color w:val="0563C1"/>
-            <w:u w:val="single"/>
-          </w:rPr>
-          <w:t>雷神预告 STATION 系列迷你 AI 工作站，至高可选 AMD 锐龙 AI Max+ PRO 495</w:t>
-        </w:r>
-      </w:hyperlink>
-    </w:p>
-    <w:p>
-      <w:pPr>
-        <w:pStyle w:val="Heading3"/>
-      </w:pPr>
-      <w:r>
-        <w:rPr>
-          <w:rFonts w:ascii="Times New Roman" w:hAnsi="Times New Roman" w:eastAsia="黑体"/>
-          <w:b w:val="0"/>
-          <w:color w:val="888888"/>
-          <w:sz w:val="24"/>
-        </w:rPr>
-        <w:t>【C级·参考】</w:t>
-      </w:r>
-      <w:r>
-        <w:rPr>
-          <w:rFonts w:ascii="Times New Roman" w:hAnsi="Times New Roman" w:eastAsia="黑体"/>
-          <w:b w:val="0"/>
-          <w:color w:val="888888"/>
-          <w:sz w:val="24"/>
-        </w:rPr>
-        <w:t>Transit rewards (Waymo pays you to take the train)</w:t>
-      </w:r>
-    </w:p>
-    <w:p>
-      <w:r>
-        <w:rPr>
-          <w:rFonts w:ascii="Times New Roman" w:hAnsi="Times New Roman" w:eastAsia="宋体"/>
-          <w:color w:val="888888"/>
-          <w:sz w:val="18"/>
-        </w:rPr>
-        <w:t>来源:Hacker News | 时间:09-23 10:52</w:t>
-      </w:r>
-    </w:p>
-    <w:p>
-      <w:r>
-        <w:rPr>
-          <w:rFonts w:ascii="Times New Roman" w:hAnsi="Times New Roman" w:eastAsia="宋体"/>
-          <w:sz w:val="18"/>
-        </w:rPr>
-        <w:t>链接:</w:t>
-      </w:r>
-      <w:hyperlink r:id="rId16">
-        <w:r>
-          <w:rPr>
-            <w:color w:val="0563C1"/>
-            <w:u w:val="single"/>
-          </w:rPr>
-          <w:t>Transit rewards (Waymo pays you to take the train)</w:t>
+          <w:t>【AI眼镜】跟踪更新：Meta Muse生态加速，Rokid迭代版本发布——国金轻工</w:t>
         </w:r>
       </w:hyperlink>
     </w:p>
@@ -499,7 +601,7 @@
         </w:rPr>
         <w:t>链接:</w:t>
       </w:r>
-      <w:hyperlink r:id="rId17">
+      <w:hyperlink r:id="rId19">
         <w:r>
           <w:rPr>
             <w:color w:val="0563C1"/>
@@ -529,7 +631,7 @@
           <w:color w:val="888888"/>
           <w:sz w:val="24"/>
         </w:rPr>
-        <w:t>华为智能门锁 2 Pro 悦享版预售：搭载 AI 3D 人脸识别 3.0 技术，2499 元</w:t>
+        <w:t>港股概念追踪|AI眼镜迭代加速 配套厂商有望分享更多产业链价值（附概念股）</w:t>
       </w:r>
     </w:p>
     <w:p>
@@ -539,7 +641,7 @@
           <w:color w:val="888888"/>
           <w:sz w:val="18"/>
         </w:rPr>
-        <w:t>来源:IT之家 | 时间:09-23 09:57</w:t>
+        <w:t>来源:Bing新闻 | 时间:09-23 08:48</w:t>
       </w:r>
     </w:p>
     <w:p>
@@ -550,13 +652,13 @@
         </w:rPr>
         <w:t>链接:</w:t>
       </w:r>
-      <w:hyperlink r:id="rId18">
+      <w:hyperlink r:id="rId20">
         <w:r>
           <w:rPr>
             <w:color w:val="0563C1"/>
             <w:u w:val="single"/>
           </w:rPr>
-          <w:t>华为智能门锁 2 Pro 悦享版预售：搭载 AI 3D 人脸识别 3.0 技术，2499 元</w:t>
+          <w:t>港股概念追踪|AI眼镜迭代加速 配套厂商有望分享更多产业链价值（附概念股）</w:t>
         </w:r>
       </w:hyperlink>
     </w:p>
@@ -580,7 +682,7 @@
           <w:color w:val="888888"/>
           <w:sz w:val="24"/>
         </w:rPr>
-        <w:t>韶音旗下首款 AI 耳机 OpenFit 2 AI 亮相 2026 云栖大会，AI 实验室新功能首发</w:t>
+        <w:t>智动力与The Blonds联手发布超轻AI眼镜，时尚与科技的完美融合</w:t>
       </w:r>
     </w:p>
     <w:p>
@@ -590,7 +692,7 @@
           <w:color w:val="888888"/>
           <w:sz w:val="18"/>
         </w:rPr>
-        <w:t>来源:IT之家 | 时间:09-23 09:31</w:t>
+        <w:t>来源:Bing新闻 | 时间:09-23 07:15</w:t>
       </w:r>
     </w:p>
     <w:p>
@@ -601,13 +703,64 @@
         </w:rPr>
         <w:t>链接:</w:t>
       </w:r>
-      <w:hyperlink r:id="rId19">
+      <w:hyperlink r:id="rId21">
         <w:r>
           <w:rPr>
             <w:color w:val="0563C1"/>
             <w:u w:val="single"/>
           </w:rPr>
-          <w:t>韶音旗下首款 AI 耳机 OpenFit 2 AI 亮相 2026 云栖大会，AI 实验室新功能首发</w:t>
+          <w:t>智动力与The Blonds联手发布超轻AI眼镜，时尚与科技的完美融合</w:t>
+        </w:r>
+      </w:hyperlink>
+    </w:p>
+    <w:p>
+      <w:pPr>
+        <w:pStyle w:val="Heading3"/>
+      </w:pPr>
+      <w:r>
+        <w:rPr>
+          <w:rFonts w:ascii="Times New Roman" w:hAnsi="Times New Roman" w:eastAsia="黑体"/>
+          <w:b w:val="0"/>
+          <w:color w:val="888888"/>
+          <w:sz w:val="24"/>
+        </w:rPr>
+        <w:t>【C级·参考】</w:t>
+      </w:r>
+      <w:r>
+        <w:rPr>
+          <w:rFonts w:ascii="Times New Roman" w:hAnsi="Times New Roman" w:eastAsia="黑体"/>
+          <w:b w:val="0"/>
+          <w:color w:val="888888"/>
+          <w:sz w:val="24"/>
+        </w:rPr>
+        <w:t>300台AI眼镜同时在线，北京以科技创新提升国际交流服务能力</w:t>
+      </w:r>
+    </w:p>
+    <w:p>
+      <w:r>
+        <w:rPr>
+          <w:rFonts w:ascii="Times New Roman" w:hAnsi="Times New Roman" w:eastAsia="宋体"/>
+          <w:color w:val="888888"/>
+          <w:sz w:val="18"/>
+        </w:rPr>
+        <w:t>来源:Bing新闻 | 时间:09-23 03:15</w:t>
+      </w:r>
+    </w:p>
+    <w:p>
+      <w:r>
+        <w:rPr>
+          <w:rFonts w:ascii="Times New Roman" w:hAnsi="Times New Roman" w:eastAsia="宋体"/>
+          <w:sz w:val="18"/>
+        </w:rPr>
+        <w:t>链接:</w:t>
+      </w:r>
+      <w:hyperlink r:id="rId22">
+        <w:r>
+          <w:rPr>
+            <w:color w:val="0563C1"/>
+            <w:u w:val="single"/>
+          </w:rPr>
+          <w:t>300台AI眼镜同时在线，北京以科技创新提升国际交流服务能力</w:t>
         </w:r>
       </w:hyperlink>
     </w:p>
@@ -652,13 +805,115 @@
         </w:rPr>
         <w:t>链接:</w:t>
       </w:r>
-      <w:hyperlink r:id="rId20">
+      <w:hyperlink r:id="rId23">
         <w:r>
           <w:rPr>
             <w:color w:val="0563C1"/>
             <w:u w:val="single"/>
           </w:rPr>
           <w:t>Pentagon says overreliance on AI contributed to missile strike on Iran school</w:t>
+        </w:r>
+      </w:hyperlink>
+    </w:p>
+    <w:p>
+      <w:pPr>
+        <w:pStyle w:val="Heading3"/>
+      </w:pPr>
+      <w:r>
+        <w:rPr>
+          <w:rFonts w:ascii="Times New Roman" w:hAnsi="Times New Roman" w:eastAsia="黑体"/>
+          <w:b w:val="0"/>
+          <w:color w:val="888888"/>
+          <w:sz w:val="24"/>
+        </w:rPr>
+        <w:t>【C级·参考】</w:t>
+      </w:r>
+      <w:r>
+        <w:rPr>
+          <w:rFonts w:ascii="Times New Roman" w:hAnsi="Times New Roman" w:eastAsia="黑体"/>
+          <w:b w:val="0"/>
+          <w:color w:val="888888"/>
+          <w:sz w:val="24"/>
+        </w:rPr>
+        <w:t>AI设备隐私担忧升温 Meta据悉将推出无摄像头智能眼镜</w:t>
+      </w:r>
+    </w:p>
+    <w:p>
+      <w:r>
+        <w:rPr>
+          <w:rFonts w:ascii="Times New Roman" w:hAnsi="Times New Roman" w:eastAsia="宋体"/>
+          <w:color w:val="888888"/>
+          <w:sz w:val="18"/>
+        </w:rPr>
+        <w:t>来源:Bing新闻 | 时间:09-23 01:00</w:t>
+      </w:r>
+    </w:p>
+    <w:p>
+      <w:r>
+        <w:rPr>
+          <w:rFonts w:ascii="Times New Roman" w:hAnsi="Times New Roman" w:eastAsia="宋体"/>
+          <w:sz w:val="18"/>
+        </w:rPr>
+        <w:t>链接:</w:t>
+      </w:r>
+      <w:hyperlink r:id="rId24">
+        <w:r>
+          <w:rPr>
+            <w:color w:val="0563C1"/>
+            <w:u w:val="single"/>
+          </w:rPr>
+          <w:t>AI设备隐私担忧升温 Meta据悉将推出无摄像头智能眼镜</w:t>
+        </w:r>
+      </w:hyperlink>
+    </w:p>
+    <w:p>
+      <w:pPr>
+        <w:pStyle w:val="Heading3"/>
+      </w:pPr>
+      <w:r>
+        <w:rPr>
+          <w:rFonts w:ascii="Times New Roman" w:hAnsi="Times New Roman" w:eastAsia="黑体"/>
+          <w:b w:val="0"/>
+          <w:color w:val="888888"/>
+          <w:sz w:val="24"/>
+        </w:rPr>
+        <w:t>【C级·参考】</w:t>
+      </w:r>
+      <w:r>
+        <w:rPr>
+          <w:rFonts w:ascii="Times New Roman" w:hAnsi="Times New Roman" w:eastAsia="黑体"/>
+          <w:b w:val="0"/>
+          <w:color w:val="888888"/>
+          <w:sz w:val="24"/>
+        </w:rPr>
+        <w:t>Omdia：2026年上半年AI眼镜出货量同比增长超一倍，创下420万台历史新高</w:t>
+      </w:r>
+    </w:p>
+    <w:p>
+      <w:r>
+        <w:rPr>
+          <w:rFonts w:ascii="Times New Roman" w:hAnsi="Times New Roman" w:eastAsia="宋体"/>
+          <w:color w:val="888888"/>
+          <w:sz w:val="18"/>
+        </w:rPr>
+        <w:t>来源:Bing新闻 | 时间:09-23 01:00</w:t>
+      </w:r>
+    </w:p>
+    <w:p>
+      <w:r>
+        <w:rPr>
+          <w:rFonts w:ascii="Times New Roman" w:hAnsi="Times New Roman" w:eastAsia="宋体"/>
+          <w:sz w:val="18"/>
+        </w:rPr>
+        <w:t>链接:</w:t>
+      </w:r>
+      <w:hyperlink r:id="rId25">
+        <w:r>
+          <w:rPr>
+            <w:color w:val="0563C1"/>
+            <w:u w:val="single"/>
+          </w:rPr>
+          <w:t>Omdia：2026年上半年AI眼镜出货量同比增长超一倍，创下420万台历史新高</w:t>
         </w:r>
       </w:hyperlink>
     </w:p>
@@ -703,7 +958,7 @@
         </w:rPr>
         <w:t>链接:</w:t>
       </w:r>
-      <w:hyperlink r:id="rId21">
+      <w:hyperlink r:id="rId26">
         <w:r>
           <w:rPr>
             <w:color w:val="0563C1"/>
@@ -754,319 +1009,13 @@
         </w:rPr>
         <w:t>链接:</w:t>
       </w:r>
-      <w:hyperlink r:id="rId22">
+      <w:hyperlink r:id="rId27">
         <w:r>
           <w:rPr>
             <w:color w:val="0563C1"/>
             <w:u w:val="single"/>
           </w:rPr>
           <w:t>OpenAI GPT–6 Astra breaks Enigma message that has resisted solution since 2005</w:t>
-        </w:r>
-      </w:hyperlink>
-    </w:p>
-    <w:p>
-      <w:pPr>
-        <w:pStyle w:val="Heading3"/>
-      </w:pPr>
-      <w:r>
-        <w:rPr>
-          <w:rFonts w:ascii="Times New Roman" w:hAnsi="Times New Roman" w:eastAsia="黑体"/>
-          <w:b w:val="0"/>
-          <w:color w:val="888888"/>
-          <w:sz w:val="24"/>
-        </w:rPr>
-        <w:t>【C级·参考】</w:t>
-      </w:r>
-      <w:r>
-        <w:rPr>
-          <w:rFonts w:ascii="Times New Roman" w:hAnsi="Times New Roman" w:eastAsia="黑体"/>
-          <w:b w:val="0"/>
-          <w:color w:val="888888"/>
-          <w:sz w:val="24"/>
-        </w:rPr>
-        <w:t>苹果暂缓AI吊坠，AI可穿戴战略转向手表、耳机与智能眼镜</w:t>
-      </w:r>
-    </w:p>
-    <w:p>
-      <w:r>
-        <w:rPr>
-          <w:rFonts w:ascii="Times New Roman" w:hAnsi="Times New Roman" w:eastAsia="宋体"/>
-          <w:color w:val="888888"/>
-          <w:sz w:val="18"/>
-        </w:rPr>
-        <w:t>来源:Bing新闻 | 时间:09-22 21:17</w:t>
-      </w:r>
-    </w:p>
-    <w:p>
-      <w:r>
-        <w:rPr>
-          <w:rFonts w:ascii="Times New Roman" w:hAnsi="Times New Roman" w:eastAsia="宋体"/>
-          <w:sz w:val="18"/>
-        </w:rPr>
-        <w:t>链接:</w:t>
-      </w:r>
-      <w:hyperlink r:id="rId23">
-        <w:r>
-          <w:rPr>
-            <w:color w:val="0563C1"/>
-            <w:u w:val="single"/>
-          </w:rPr>
-          <w:t>苹果暂缓AI吊坠，AI可穿戴战略转向手表、耳机与智能眼镜</w:t>
-        </w:r>
-      </w:hyperlink>
-    </w:p>
-    <w:p>
-      <w:pPr>
-        <w:pStyle w:val="Heading3"/>
-      </w:pPr>
-      <w:r>
-        <w:rPr>
-          <w:rFonts w:ascii="Times New Roman" w:hAnsi="Times New Roman" w:eastAsia="黑体"/>
-          <w:b w:val="0"/>
-          <w:color w:val="888888"/>
-          <w:sz w:val="24"/>
-        </w:rPr>
-        <w:t>【C级·参考】</w:t>
-      </w:r>
-      <w:r>
-        <w:rPr>
-          <w:rFonts w:ascii="Times New Roman" w:hAnsi="Times New Roman" w:eastAsia="黑体"/>
-          <w:b w:val="0"/>
-          <w:color w:val="888888"/>
-          <w:sz w:val="24"/>
-        </w:rPr>
-        <w:t>【AI眼镜】跟踪更新：Meta Muse生态加速，Rokid迭代版本发布——国金轻工</w:t>
-      </w:r>
-    </w:p>
-    <w:p>
-      <w:r>
-        <w:rPr>
-          <w:rFonts w:ascii="Times New Roman" w:hAnsi="Times New Roman" w:eastAsia="宋体"/>
-          <w:color w:val="888888"/>
-          <w:sz w:val="18"/>
-        </w:rPr>
-        <w:t>来源:Bing新闻 | 时间:09-22 20:25</w:t>
-      </w:r>
-    </w:p>
-    <w:p>
-      <w:r>
-        <w:rPr>
-          <w:rFonts w:ascii="Times New Roman" w:hAnsi="Times New Roman" w:eastAsia="宋体"/>
-          <w:sz w:val="18"/>
-        </w:rPr>
-        <w:t>链接:</w:t>
-      </w:r>
-      <w:hyperlink r:id="rId24">
-        <w:r>
-          <w:rPr>
-            <w:color w:val="0563C1"/>
-            <w:u w:val="single"/>
-          </w:rPr>
-          <w:t>【AI眼镜】跟踪更新：Meta Muse生态加速，Rokid迭代版本发布——国金轻工</w:t>
-        </w:r>
-      </w:hyperlink>
-    </w:p>
-    <w:p>
-      <w:pPr>
-        <w:pStyle w:val="Heading3"/>
-      </w:pPr>
-      <w:r>
-        <w:rPr>
-          <w:rFonts w:ascii="Times New Roman" w:hAnsi="Times New Roman" w:eastAsia="黑体"/>
-          <w:b w:val="0"/>
-          <w:color w:val="888888"/>
-          <w:sz w:val="24"/>
-        </w:rPr>
-        <w:t>【C级·参考】</w:t>
-      </w:r>
-      <w:r>
-        <w:rPr>
-          <w:rFonts w:ascii="Times New Roman" w:hAnsi="Times New Roman" w:eastAsia="黑体"/>
-          <w:b w:val="0"/>
-          <w:color w:val="888888"/>
-          <w:sz w:val="24"/>
-        </w:rPr>
-        <w:t>全球AI眼镜出货量猛增127%，隐私问题引发关注！</w:t>
-      </w:r>
-    </w:p>
-    <w:p>
-      <w:r>
-        <w:rPr>
-          <w:rFonts w:ascii="Times New Roman" w:hAnsi="Times New Roman" w:eastAsia="宋体"/>
-          <w:color w:val="888888"/>
-          <w:sz w:val="18"/>
-        </w:rPr>
-        <w:t>来源:Bing新闻 | 时间:09-22 20:12</w:t>
-      </w:r>
-    </w:p>
-    <w:p>
-      <w:r>
-        <w:rPr>
-          <w:rFonts w:ascii="Times New Roman" w:hAnsi="Times New Roman" w:eastAsia="宋体"/>
-          <w:sz w:val="18"/>
-        </w:rPr>
-        <w:t>链接:</w:t>
-      </w:r>
-      <w:hyperlink r:id="rId25">
-        <w:r>
-          <w:rPr>
-            <w:color w:val="0563C1"/>
-            <w:u w:val="single"/>
-          </w:rPr>
-          <w:t>全球AI眼镜出货量猛增127%，隐私问题引发关注！</w:t>
-        </w:r>
-      </w:hyperlink>
-    </w:p>
-    <w:p>
-      <w:pPr>
-        <w:pStyle w:val="Heading3"/>
-      </w:pPr>
-      <w:r>
-        <w:rPr>
-          <w:rFonts w:ascii="Times New Roman" w:hAnsi="Times New Roman" w:eastAsia="黑体"/>
-          <w:b w:val="0"/>
-          <w:color w:val="888888"/>
-          <w:sz w:val="24"/>
-        </w:rPr>
-        <w:t>【C级·参考】</w:t>
-      </w:r>
-      <w:r>
-        <w:rPr>
-          <w:rFonts w:ascii="Times New Roman" w:hAnsi="Times New Roman" w:eastAsia="黑体"/>
-          <w:b w:val="0"/>
-          <w:color w:val="888888"/>
-          <w:sz w:val="24"/>
-        </w:rPr>
-        <w:t>Omdia：2026年上半年AI眼镜出货量同比增长超一倍，创下420万台历史新高</w:t>
-      </w:r>
-    </w:p>
-    <w:p>
-      <w:r>
-        <w:rPr>
-          <w:rFonts w:ascii="Times New Roman" w:hAnsi="Times New Roman" w:eastAsia="宋体"/>
-          <w:color w:val="888888"/>
-          <w:sz w:val="18"/>
-        </w:rPr>
-        <w:t>来源:Bing新闻 | 时间:09-22 20:00</w:t>
-      </w:r>
-    </w:p>
-    <w:p>
-      <w:r>
-        <w:rPr>
-          <w:rFonts w:ascii="Times New Roman" w:hAnsi="Times New Roman" w:eastAsia="宋体"/>
-          <w:sz w:val="18"/>
-        </w:rPr>
-        <w:t>链接:</w:t>
-      </w:r>
-      <w:hyperlink r:id="rId26">
-        <w:r>
-          <w:rPr>
-            <w:color w:val="0563C1"/>
-            <w:u w:val="single"/>
-          </w:rPr>
-          <w:t>Omdia：2026年上半年AI眼镜出货量同比增长超一倍，创下420万台历史新高</w:t>
-        </w:r>
-      </w:hyperlink>
-    </w:p>
-    <w:p>
-      <w:pPr>
-        <w:pStyle w:val="Heading3"/>
-      </w:pPr>
-      <w:r>
-        <w:rPr>
-          <w:rFonts w:ascii="Times New Roman" w:hAnsi="Times New Roman" w:eastAsia="黑体"/>
-          <w:b w:val="0"/>
-          <w:color w:val="888888"/>
-          <w:sz w:val="24"/>
-        </w:rPr>
-        <w:t>【C级·参考】</w:t>
-      </w:r>
-      <w:r>
-        <w:rPr>
-          <w:rFonts w:ascii="Times New Roman" w:hAnsi="Times New Roman" w:eastAsia="黑体"/>
-          <w:b w:val="0"/>
-          <w:color w:val="888888"/>
-          <w:sz w:val="24"/>
-        </w:rPr>
-        <w:t>港股概念追踪|AI眼镜迭代加速 配套厂商有望分享更多产业链价值（附概念股）</w:t>
-      </w:r>
-    </w:p>
-    <w:p>
-      <w:r>
-        <w:rPr>
-          <w:rFonts w:ascii="Times New Roman" w:hAnsi="Times New Roman" w:eastAsia="宋体"/>
-          <w:color w:val="888888"/>
-          <w:sz w:val="18"/>
-        </w:rPr>
-        <w:t>来源:Bing新闻 | 时间:09-22 18:48</w:t>
-      </w:r>
-    </w:p>
-    <w:p>
-      <w:r>
-        <w:rPr>
-          <w:rFonts w:ascii="Times New Roman" w:hAnsi="Times New Roman" w:eastAsia="宋体"/>
-          <w:sz w:val="18"/>
-        </w:rPr>
-        <w:t>链接:</w:t>
-      </w:r>
-      <w:hyperlink r:id="rId27">
-        <w:r>
-          <w:rPr>
-            <w:color w:val="0563C1"/>
-            <w:u w:val="single"/>
-          </w:rPr>
-          <w:t>港股概念追踪|AI眼镜迭代加速 配套厂商有望分享更多产业链价值（附概念股）</w:t>
-        </w:r>
-      </w:hyperlink>
-    </w:p>
-    <w:p>
-      <w:pPr>
-        <w:pStyle w:val="Heading3"/>
-      </w:pPr>
-      <w:r>
-        <w:rPr>
-          <w:rFonts w:ascii="Times New Roman" w:hAnsi="Times New Roman" w:eastAsia="黑体"/>
-          <w:b w:val="0"/>
-          <w:color w:val="888888"/>
-          <w:sz w:val="24"/>
-        </w:rPr>
-        <w:t>【C级·参考】</w:t>
-      </w:r>
-      <w:r>
-        <w:rPr>
-          <w:rFonts w:ascii="Times New Roman" w:hAnsi="Times New Roman" w:eastAsia="黑体"/>
-          <w:b w:val="0"/>
-          <w:color w:val="888888"/>
-          <w:sz w:val="24"/>
-        </w:rPr>
-        <w:t>AI眼镜，怎么又不要摄像头了？</w:t>
-      </w:r>
-    </w:p>
-    <w:p>
-      <w:r>
-        <w:rPr>
-          <w:rFonts w:ascii="Times New Roman" w:hAnsi="Times New Roman" w:eastAsia="宋体"/>
-          <w:color w:val="888888"/>
-          <w:sz w:val="18"/>
-        </w:rPr>
-        <w:t>来源:Bing新闻 | 时间:09-22 18:32</w:t>
-      </w:r>
-    </w:p>
-    <w:p>
-      <w:r>
-        <w:rPr>
-          <w:rFonts w:ascii="Times New Roman" w:hAnsi="Times New Roman" w:eastAsia="宋体"/>
-          <w:sz w:val="18"/>
-        </w:rPr>
-        <w:t>链接:</w:t>
-      </w:r>
-      <w:hyperlink r:id="rId28">
-        <w:r>
-          <w:rPr>
-            <w:color w:val="0563C1"/>
-            <w:u w:val="single"/>
-          </w:rPr>
-          <w:t>AI眼镜，怎么又不要摄像头了？</w:t>
         </w:r>
       </w:hyperlink>
     </w:p>
@@ -1102,7 +1051,7 @@
           <w:color w:val="888888"/>
           <w:sz w:val="24"/>
         </w:rPr>
-        <w:t>马斯克预测十年内至少有 10 亿台人形机器人，未来会诞生大量“一人公司”</w:t>
+        <w:t>全球首个：康奈尔大学研发出可感知并改变环境温度的微型机器人</w:t>
       </w:r>
     </w:p>
     <w:p>
@@ -1112,7 +1061,7 @@
           <w:color w:val="888888"/>
           <w:sz w:val="18"/>
         </w:rPr>
-        <w:t>来源:IT之家 | 时间:09-23 13:32</w:t>
+        <w:t>来源:IT之家 | 时间:09-23 17:34</w:t>
       </w:r>
     </w:p>
     <w:p>
@@ -1123,13 +1072,13 @@
         </w:rPr>
         <w:t>链接:</w:t>
       </w:r>
-      <w:hyperlink r:id="rId29">
+      <w:hyperlink r:id="rId28">
         <w:r>
           <w:rPr>
             <w:color w:val="0563C1"/>
             <w:u w:val="single"/>
           </w:rPr>
-          <w:t>马斯克预测十年内至少有 10 亿台人形机器人，未来会诞生大量“一人公司”</w:t>
+          <w:t>全球首个：康奈尔大学研发出可感知并改变环境温度的微型机器人</w:t>
         </w:r>
       </w:hyperlink>
     </w:p>
@@ -1199,7 +1148,7 @@
           <w:color w:val="888888"/>
           <w:sz w:val="24"/>
         </w:rPr>
-        <w:t>高通展示第六代骁龙 8 超级至尊版 ANF 游戏渲染能力：覆盖《异环》《崩坏：星穹铁道》《白银之城》《洛克王国：世界》等</w:t>
+        <w:t>网易云音乐鸿蒙版正式上线，完成多终端适配</w:t>
       </w:r>
     </w:p>
     <w:p>
@@ -1209,7 +1158,7 @@
           <w:color w:val="888888"/>
           <w:sz w:val="18"/>
         </w:rPr>
-        <w:t>来源:IT之家 | 时间:09-23 12:38</w:t>
+        <w:t>来源:IT之家 | 时间:09-23 18:13</w:t>
       </w:r>
     </w:p>
     <w:p>
@@ -1220,13 +1169,13 @@
         </w:rPr>
         <w:t>链接:</w:t>
       </w:r>
-      <w:hyperlink r:id="rId30">
+      <w:hyperlink r:id="rId29">
         <w:r>
           <w:rPr>
             <w:color w:val="0563C1"/>
             <w:u w:val="single"/>
           </w:rPr>
-          <w:t>高通展示第六代骁龙 8 超级至尊版 ANF 游戏渲染能力：覆盖《异环》《崩坏：星穹铁道》《白银之城》《洛克王国：世界》等</w:t>
+          <w:t>网易云音乐鸿蒙版正式上线，完成多终端适配</w:t>
         </w:r>
       </w:hyperlink>
     </w:p>
@@ -1250,7 +1199,7 @@
           <w:color w:val="888888"/>
           <w:sz w:val="24"/>
         </w:rPr>
-        <w:t>首家 iQOO 旗舰电竞馆 9 月 28 日在南京开幕</w:t>
+        <w:t>米哈游全新游戏《源初之结》确认角色不会通过抽卡获得：持续游玩可解锁所有</w:t>
       </w:r>
     </w:p>
     <w:p>
@@ -1260,7 +1209,58 @@
           <w:color w:val="888888"/>
           <w:sz w:val="18"/>
         </w:rPr>
-        <w:t>来源:IT之家 | 时间:09-23 12:26</w:t>
+        <w:t>来源:IT之家 | 时间:09-23 16:36</w:t>
+      </w:r>
+    </w:p>
+    <w:p>
+      <w:r>
+        <w:rPr>
+          <w:rFonts w:ascii="Times New Roman" w:hAnsi="Times New Roman" w:eastAsia="宋体"/>
+          <w:sz w:val="18"/>
+        </w:rPr>
+        <w:t>链接:</w:t>
+      </w:r>
+      <w:hyperlink r:id="rId30">
+        <w:r>
+          <w:rPr>
+            <w:color w:val="0563C1"/>
+            <w:u w:val="single"/>
+          </w:rPr>
+          <w:t>米哈游全新游戏《源初之结》确认角色不会通过抽卡获得：持续游玩可解锁所有</w:t>
+        </w:r>
+      </w:hyperlink>
+    </w:p>
+    <w:p>
+      <w:pPr>
+        <w:pStyle w:val="Heading3"/>
+      </w:pPr>
+      <w:r>
+        <w:rPr>
+          <w:rFonts w:ascii="Times New Roman" w:hAnsi="Times New Roman" w:eastAsia="黑体"/>
+          <w:b w:val="0"/>
+          <w:color w:val="888888"/>
+          <w:sz w:val="24"/>
+        </w:rPr>
+        <w:t>【C级·参考】</w:t>
+      </w:r>
+      <w:r>
+        <w:rPr>
+          <w:rFonts w:ascii="Times New Roman" w:hAnsi="Times New Roman" w:eastAsia="黑体"/>
+          <w:b w:val="0"/>
+          <w:color w:val="888888"/>
+          <w:sz w:val="24"/>
+        </w:rPr>
+        <w:t>国产捉宠 RPG 游戏《伊莫》移动端开服：iOS / Android / 鸿蒙全球同步上线，与 PC 数据互通</w:t>
+      </w:r>
+    </w:p>
+    <w:p>
+      <w:r>
+        <w:rPr>
+          <w:rFonts w:ascii="Times New Roman" w:hAnsi="Times New Roman" w:eastAsia="宋体"/>
+          <w:color w:val="888888"/>
+          <w:sz w:val="18"/>
+        </w:rPr>
+        <w:t>来源:IT之家 | 时间:09-23 16:10</w:t>
       </w:r>
     </w:p>
     <w:p>
@@ -1277,7 +1277,58 @@
             <w:color w:val="0563C1"/>
             <w:u w:val="single"/>
           </w:rPr>
-          <w:t>首家 iQOO 旗舰电竞馆 9 月 28 日在南京开幕</w:t>
+          <w:t>国产捉宠 RPG 游戏《伊莫》移动端开服：iOS / Android / 鸿蒙全球同步上线，与 PC 数据互通</w:t>
+        </w:r>
+      </w:hyperlink>
+    </w:p>
+    <w:p>
+      <w:pPr>
+        <w:pStyle w:val="Heading3"/>
+      </w:pPr>
+      <w:r>
+        <w:rPr>
+          <w:rFonts w:ascii="Times New Roman" w:hAnsi="Times New Roman" w:eastAsia="黑体"/>
+          <w:b w:val="0"/>
+          <w:color w:val="888888"/>
+          <w:sz w:val="24"/>
+        </w:rPr>
+        <w:t>【C级·参考】</w:t>
+      </w:r>
+      <w:r>
+        <w:rPr>
+          <w:rFonts w:ascii="Times New Roman" w:hAnsi="Times New Roman" w:eastAsia="黑体"/>
+          <w:b w:val="0"/>
+          <w:color w:val="888888"/>
+          <w:sz w:val="24"/>
+        </w:rPr>
+        <w:t>《2026年日本游戏市场洞察报告》：日本手游应用内购（IAP）收入超过100亿美元</w:t>
+      </w:r>
+    </w:p>
+    <w:p>
+      <w:r>
+        <w:rPr>
+          <w:rFonts w:ascii="Times New Roman" w:hAnsi="Times New Roman" w:eastAsia="宋体"/>
+          <w:color w:val="888888"/>
+          <w:sz w:val="18"/>
+        </w:rPr>
+        <w:t>来源:GameLook | 时间:09-23 13:49</w:t>
+      </w:r>
+    </w:p>
+    <w:p>
+      <w:r>
+        <w:rPr>
+          <w:rFonts w:ascii="Times New Roman" w:hAnsi="Times New Roman" w:eastAsia="宋体"/>
+          <w:sz w:val="18"/>
+        </w:rPr>
+        <w:t>链接:</w:t>
+      </w:r>
+      <w:hyperlink r:id="rId32">
+        <w:r>
+          <w:rPr>
+            <w:color w:val="0563C1"/>
+            <w:u w:val="single"/>
+          </w:rPr>
+          <w:t>《2026年日本游戏市场洞察报告》：日本手游应用内购（IAP）收入超过100亿美元</w:t>
         </w:r>
       </w:hyperlink>
     </w:p>
@@ -1322,115 +1373,13 @@
         </w:rPr>
         <w:t>链接:</w:t>
       </w:r>
-      <w:hyperlink r:id="rId32">
+      <w:hyperlink r:id="rId33">
         <w:r>
           <w:rPr>
             <w:color w:val="0563C1"/>
             <w:u w:val="single"/>
           </w:rPr>
           <w:t>“500万根草里找一根针”！1亿次播放短视频，引发“游戏圈集体抄袭闹剧”？</w:t>
-        </w:r>
-      </w:hyperlink>
-    </w:p>
-    <w:p>
-      <w:pPr>
-        <w:pStyle w:val="Heading3"/>
-      </w:pPr>
-      <w:r>
-        <w:rPr>
-          <w:rFonts w:ascii="Times New Roman" w:hAnsi="Times New Roman" w:eastAsia="黑体"/>
-          <w:b w:val="0"/>
-          <w:color w:val="888888"/>
-          <w:sz w:val="24"/>
-        </w:rPr>
-        <w:t>【C级·参考】</w:t>
-      </w:r>
-      <w:r>
-        <w:rPr>
-          <w:rFonts w:ascii="Times New Roman" w:hAnsi="Times New Roman" w:eastAsia="黑体"/>
-          <w:b w:val="0"/>
-          <w:color w:val="888888"/>
-          <w:sz w:val="24"/>
-        </w:rPr>
-        <w:t>宣称真正吃透 PC 游戏技术：iQOO 发布“3+2 游戏技术版图”，iQOO 16 手机支持全场景光追 + 2K + 165 FPS</w:t>
-      </w:r>
-    </w:p>
-    <w:p>
-      <w:r>
-        <w:rPr>
-          <w:rFonts w:ascii="Times New Roman" w:hAnsi="Times New Roman" w:eastAsia="宋体"/>
-          <w:color w:val="888888"/>
-          <w:sz w:val="18"/>
-        </w:rPr>
-        <w:t>来源:IT之家 | 时间:09-23 11:04</w:t>
-      </w:r>
-    </w:p>
-    <w:p>
-      <w:r>
-        <w:rPr>
-          <w:rFonts w:ascii="Times New Roman" w:hAnsi="Times New Roman" w:eastAsia="宋体"/>
-          <w:sz w:val="18"/>
-        </w:rPr>
-        <w:t>链接:</w:t>
-      </w:r>
-      <w:hyperlink r:id="rId33">
-        <w:r>
-          <w:rPr>
-            <w:color w:val="0563C1"/>
-            <w:u w:val="single"/>
-          </w:rPr>
-          <w:t>宣称真正吃透 PC 游戏技术：iQOO 发布“3+2 游戏技术版图”，iQOO 16 手机支持全场景光追 + 2K + 165 FPS</w:t>
-        </w:r>
-      </w:hyperlink>
-    </w:p>
-    <w:p>
-      <w:pPr>
-        <w:pStyle w:val="Heading3"/>
-      </w:pPr>
-      <w:r>
-        <w:rPr>
-          <w:rFonts w:ascii="Times New Roman" w:hAnsi="Times New Roman" w:eastAsia="黑体"/>
-          <w:b w:val="0"/>
-          <w:color w:val="888888"/>
-          <w:sz w:val="24"/>
-        </w:rPr>
-        <w:t>【C级·参考】</w:t>
-      </w:r>
-      <w:r>
-        <w:rPr>
-          <w:rFonts w:ascii="Times New Roman" w:hAnsi="Times New Roman" w:eastAsia="黑体"/>
-          <w:b w:val="0"/>
-          <w:color w:val="888888"/>
-          <w:sz w:val="24"/>
-        </w:rPr>
-        <w:t>反向虚标：苹果 iPhone 18 Pro Max 游戏平均帧率较前代高 50.3%</w:t>
-      </w:r>
-    </w:p>
-    <w:p>
-      <w:r>
-        <w:rPr>
-          <w:rFonts w:ascii="Times New Roman" w:hAnsi="Times New Roman" w:eastAsia="宋体"/>
-          <w:color w:val="888888"/>
-          <w:sz w:val="18"/>
-        </w:rPr>
-        <w:t>来源:IT之家 | 时间:09-23 11:01</w:t>
-      </w:r>
-    </w:p>
-    <w:p>
-      <w:r>
-        <w:rPr>
-          <w:rFonts w:ascii="Times New Roman" w:hAnsi="Times New Roman" w:eastAsia="宋体"/>
-          <w:sz w:val="18"/>
-        </w:rPr>
-        <w:t>链接:</w:t>
-      </w:r>
-      <w:hyperlink r:id="rId34">
-        <w:r>
-          <w:rPr>
-            <w:color w:val="0563C1"/>
-            <w:u w:val="single"/>
-          </w:rPr>
-          <w:t>反向虚标：苹果 iPhone 18 Pro Max 游戏平均帧率较前代高 50.3%</w:t>
         </w:r>
       </w:hyperlink>
     </w:p>
@@ -1475,7 +1424,7 @@
         </w:rPr>
         <w:t>链接:</w:t>
       </w:r>
-      <w:hyperlink r:id="rId35">
+      <w:hyperlink r:id="rId34">
         <w:r>
           <w:rPr>
             <w:color w:val="0563C1"/>
@@ -1526,7 +1475,7 @@
         </w:rPr>
         <w:t>链接:</w:t>
       </w:r>
-      <w:hyperlink r:id="rId36">
+      <w:hyperlink r:id="rId35">
         <w:r>
           <w:rPr>
             <w:color w:val="0563C1"/>
@@ -1568,7 +1517,7 @@
           <w:color w:val="888888"/>
           <w:sz w:val="24"/>
         </w:rPr>
-        <w:t>小米米家智能净烟机 3 Max、米家定时燃气灶 3 Max 今日开售：国补价 2299~4599 元</w:t>
+        <w:t>海信 U7T Pro RGB-Mini LED 电视发布：103% BT.2020 色域，国补后首销价 9999 元起</w:t>
       </w:r>
     </w:p>
     <w:p>
@@ -1578,7 +1527,7 @@
           <w:color w:val="888888"/>
           <w:sz w:val="18"/>
         </w:rPr>
-        <w:t>来源:IT之家 | 时间:09-23 13:15</w:t>
+        <w:t>来源:IT之家 | 时间:09-23 19:33</w:t>
       </w:r>
     </w:p>
     <w:p>
@@ -1589,13 +1538,13 @@
         </w:rPr>
         <w:t>链接:</w:t>
       </w:r>
-      <w:hyperlink r:id="rId37">
+      <w:hyperlink r:id="rId36">
         <w:r>
           <w:rPr>
             <w:color w:val="0563C1"/>
             <w:u w:val="single"/>
           </w:rPr>
-          <w:t>小米米家智能净烟机 3 Max、米家定时燃气灶 3 Max 今日开售：国补价 2299~4599 元</w:t>
+          <w:t>海信 U7T Pro RGB-Mini LED 电视发布：103% BT.2020 色域，国补后首销价 9999 元起</w:t>
         </w:r>
       </w:hyperlink>
     </w:p>
@@ -1619,7 +1568,7 @@
           <w:color w:val="888888"/>
           <w:sz w:val="24"/>
         </w:rPr>
-        <w:t>小米米家智能意式半自动咖啡机 Pro 预售，首发国补价 3395.84 元</w:t>
+        <w:t>海信 E7S Pro+ RGB-Mini LED 电视发布，国补后首销价 9999 元起</w:t>
       </w:r>
     </w:p>
     <w:p>
@@ -1629,7 +1578,58 @@
           <w:color w:val="888888"/>
           <w:sz w:val="18"/>
         </w:rPr>
-        <w:t>来源:IT之家 | 时间:09-23 10:20</w:t>
+        <w:t>来源:IT之家 | 时间:09-23 19:31</w:t>
+      </w:r>
+    </w:p>
+    <w:p>
+      <w:r>
+        <w:rPr>
+          <w:rFonts w:ascii="Times New Roman" w:hAnsi="Times New Roman" w:eastAsia="宋体"/>
+          <w:sz w:val="18"/>
+        </w:rPr>
+        <w:t>链接:</w:t>
+      </w:r>
+      <w:hyperlink r:id="rId37">
+        <w:r>
+          <w:rPr>
+            <w:color w:val="0563C1"/>
+            <w:u w:val="single"/>
+          </w:rPr>
+          <w:t>海信 E7S Pro+ RGB-Mini LED 电视发布，国补后首销价 9999 元起</w:t>
+        </w:r>
+      </w:hyperlink>
+    </w:p>
+    <w:p>
+      <w:pPr>
+        <w:pStyle w:val="Heading3"/>
+      </w:pPr>
+      <w:r>
+        <w:rPr>
+          <w:rFonts w:ascii="Times New Roman" w:hAnsi="Times New Roman" w:eastAsia="黑体"/>
+          <w:b w:val="0"/>
+          <w:color w:val="888888"/>
+          <w:sz w:val="24"/>
+        </w:rPr>
+        <w:t>【C级·参考】</w:t>
+      </w:r>
+      <w:r>
+        <w:rPr>
+          <w:rFonts w:ascii="Times New Roman" w:hAnsi="Times New Roman" w:eastAsia="黑体"/>
+          <w:b w:val="0"/>
+          <w:color w:val="888888"/>
+          <w:sz w:val="24"/>
+        </w:rPr>
+        <w:t>卢伟冰：小米 18 Fold 中折叠手机首销零售量同比上代大折叠增长 300%</w:t>
+      </w:r>
+    </w:p>
+    <w:p>
+      <w:r>
+        <w:rPr>
+          <w:rFonts w:ascii="Times New Roman" w:hAnsi="Times New Roman" w:eastAsia="宋体"/>
+          <w:color w:val="888888"/>
+          <w:sz w:val="18"/>
+        </w:rPr>
+        <w:t>来源:IT之家 | 时间:09-23 19:07</w:t>
       </w:r>
     </w:p>
     <w:p>
@@ -1646,7 +1646,7 @@
             <w:color w:val="0563C1"/>
             <w:u w:val="single"/>
           </w:rPr>
-          <w:t>小米米家智能意式半自动咖啡机 Pro 预售，首发国补价 3395.84 元</w:t>
+          <w:t>卢伟冰：小米 18 Fold 中折叠手机首销零售量同比上代大折叠增长 300%</w:t>
         </w:r>
       </w:hyperlink>
     </w:p>
@@ -1676,7 +1676,7 @@
           <w:rFonts w:ascii="Times New Roman" w:hAnsi="Times New Roman" w:eastAsia="宋体"/>
           <w:sz w:val="18"/>
         </w:rPr>
-        <w:t>IT之家(60)、GameLook(15)、HackerNews(9)、Bing新闻(9)</w:t>
+        <w:t>IT之家(60)、GameLook(15)、HackerNews(9)、Bing新闻(10)</w:t>
       </w:r>
     </w:p>
     <w:p>

--- a/briefings/线口监测午报-2026-09-23.docx
+++ b/briefings/线口监测午报-2026-09-23.docx
@@ -22,7 +22,7 @@
           <w:color w:val="888888"/>
           <w:sz w:val="18"/>
         </w:rPr>
-        <w:t>监测窗口:近48小时 | 生成时间:2026-09-23 20:43</w:t>
+        <w:t>监测窗口:近48小时 | 生成时间:2026-09-23 21:35</w:t>
       </w:r>
     </w:p>
     <w:p>
@@ -70,6 +70,108 @@
           <w:color w:val="888888"/>
           <w:sz w:val="24"/>
         </w:rPr>
+        <w:t>报告：美国人开始问 AI“吃什么零食”，高蛋白和重口味食品需求增长</w:t>
+      </w:r>
+    </w:p>
+    <w:p>
+      <w:r>
+        <w:rPr>
+          <w:rFonts w:ascii="Times New Roman" w:hAnsi="Times New Roman" w:eastAsia="宋体"/>
+          <w:color w:val="888888"/>
+          <w:sz w:val="18"/>
+        </w:rPr>
+        <w:t>来源:IT之家 | 时间:09-23 21:26</w:t>
+      </w:r>
+    </w:p>
+    <w:p>
+      <w:r>
+        <w:rPr>
+          <w:rFonts w:ascii="Times New Roman" w:hAnsi="Times New Roman" w:eastAsia="宋体"/>
+          <w:sz w:val="18"/>
+        </w:rPr>
+        <w:t>链接:</w:t>
+      </w:r>
+      <w:hyperlink r:id="rId9">
+        <w:r>
+          <w:rPr>
+            <w:color w:val="0563C1"/>
+            <w:u w:val="single"/>
+          </w:rPr>
+          <w:t>报告：美国人开始问 AI“吃什么零食”，高蛋白和重口味食品需求增长</w:t>
+        </w:r>
+      </w:hyperlink>
+    </w:p>
+    <w:p>
+      <w:pPr>
+        <w:pStyle w:val="Heading3"/>
+      </w:pPr>
+      <w:r>
+        <w:rPr>
+          <w:rFonts w:ascii="Times New Roman" w:hAnsi="Times New Roman" w:eastAsia="黑体"/>
+          <w:b w:val="0"/>
+          <w:color w:val="888888"/>
+          <w:sz w:val="24"/>
+        </w:rPr>
+        <w:t>【C级·参考】</w:t>
+      </w:r>
+      <w:r>
+        <w:rPr>
+          <w:rFonts w:ascii="Times New Roman" w:hAnsi="Times New Roman" w:eastAsia="黑体"/>
+          <w:b w:val="0"/>
+          <w:color w:val="888888"/>
+          <w:sz w:val="24"/>
+        </w:rPr>
+        <w:t>行业首个单枪峰值充电功率 2.2 兆瓦，吉利新一代 AI 补能技术“吉利智充”发布</w:t>
+      </w:r>
+    </w:p>
+    <w:p>
+      <w:r>
+        <w:rPr>
+          <w:rFonts w:ascii="Times New Roman" w:hAnsi="Times New Roman" w:eastAsia="宋体"/>
+          <w:color w:val="888888"/>
+          <w:sz w:val="18"/>
+        </w:rPr>
+        <w:t>来源:IT之家 | 时间:09-23 20:48</w:t>
+      </w:r>
+    </w:p>
+    <w:p>
+      <w:r>
+        <w:rPr>
+          <w:rFonts w:ascii="Times New Roman" w:hAnsi="Times New Roman" w:eastAsia="宋体"/>
+          <w:sz w:val="18"/>
+        </w:rPr>
+        <w:t>链接:</w:t>
+      </w:r>
+      <w:hyperlink r:id="rId10">
+        <w:r>
+          <w:rPr>
+            <w:color w:val="0563C1"/>
+            <w:u w:val="single"/>
+          </w:rPr>
+          <w:t>行业首个单枪峰值充电功率 2.2 兆瓦，吉利新一代 AI 补能技术“吉利智充”发布</w:t>
+        </w:r>
+      </w:hyperlink>
+    </w:p>
+    <w:p>
+      <w:pPr>
+        <w:pStyle w:val="Heading3"/>
+      </w:pPr>
+      <w:r>
+        <w:rPr>
+          <w:rFonts w:ascii="Times New Roman" w:hAnsi="Times New Roman" w:eastAsia="黑体"/>
+          <w:b w:val="0"/>
+          <w:color w:val="888888"/>
+          <w:sz w:val="24"/>
+        </w:rPr>
+        <w:t>【C级·参考】</w:t>
+      </w:r>
+      <w:r>
+        <w:rPr>
+          <w:rFonts w:ascii="Times New Roman" w:hAnsi="Times New Roman" w:eastAsia="黑体"/>
+          <w:b w:val="0"/>
+          <w:color w:val="888888"/>
+          <w:sz w:val="24"/>
+        </w:rPr>
         <w:t>卢伟冰：小米 17 Pro 系列手机背屏 AI 功能将于 12 月底更新</w:t>
       </w:r>
     </w:p>
@@ -91,7 +193,7 @@
         </w:rPr>
         <w:t>链接:</w:t>
       </w:r>
-      <w:hyperlink r:id="rId9">
+      <w:hyperlink r:id="rId11">
         <w:r>
           <w:rPr>
             <w:color w:val="0563C1"/>
@@ -142,7 +244,7 @@
         </w:rPr>
         <w:t>链接:</w:t>
       </w:r>
-      <w:hyperlink r:id="rId10">
+      <w:hyperlink r:id="rId12">
         <w:r>
           <w:rPr>
             <w:color w:val="0563C1"/>
@@ -193,7 +295,7 @@
         </w:rPr>
         <w:t>链接:</w:t>
       </w:r>
-      <w:hyperlink r:id="rId11">
+      <w:hyperlink r:id="rId13">
         <w:r>
           <w:rPr>
             <w:color w:val="0563C1"/>
@@ -244,7 +346,7 @@
         </w:rPr>
         <w:t>链接:</w:t>
       </w:r>
-      <w:hyperlink r:id="rId12">
+      <w:hyperlink r:id="rId14">
         <w:r>
           <w:rPr>
             <w:color w:val="0563C1"/>
@@ -274,7 +376,7 @@
           <w:color w:val="888888"/>
           <w:sz w:val="24"/>
         </w:rPr>
-        <w:t>科大讯飞发布全新语音识别大模型 Spark-ASR-2.0，明日上线讯飞输入法</w:t>
+        <w:t>里斯战略咨询：2026年AI眼镜出货量有望破千万，国产品牌需厘清品类定位</w:t>
       </w:r>
     </w:p>
     <w:p>
@@ -284,109 +386,7 @@
           <w:color w:val="888888"/>
           <w:sz w:val="18"/>
         </w:rPr>
-        <w:t>来源:IT之家 | 时间:09-23 16:35</w:t>
-      </w:r>
-    </w:p>
-    <w:p>
-      <w:r>
-        <w:rPr>
-          <w:rFonts w:ascii="Times New Roman" w:hAnsi="Times New Roman" w:eastAsia="宋体"/>
-          <w:sz w:val="18"/>
-        </w:rPr>
-        <w:t>链接:</w:t>
-      </w:r>
-      <w:hyperlink r:id="rId13">
-        <w:r>
-          <w:rPr>
-            <w:color w:val="0563C1"/>
-            <w:u w:val="single"/>
-          </w:rPr>
-          <w:t>科大讯飞发布全新语音识别大模型 Spark-ASR-2.0，明日上线讯飞输入法</w:t>
-        </w:r>
-      </w:hyperlink>
-    </w:p>
-    <w:p>
-      <w:pPr>
-        <w:pStyle w:val="Heading3"/>
-      </w:pPr>
-      <w:r>
-        <w:rPr>
-          <w:rFonts w:ascii="Times New Roman" w:hAnsi="Times New Roman" w:eastAsia="黑体"/>
-          <w:b w:val="0"/>
-          <w:color w:val="888888"/>
-          <w:sz w:val="24"/>
-        </w:rPr>
-        <w:t>【C级·参考】</w:t>
-      </w:r>
-      <w:r>
-        <w:rPr>
-          <w:rFonts w:ascii="Times New Roman" w:hAnsi="Times New Roman" w:eastAsia="黑体"/>
-          <w:b w:val="0"/>
-          <w:color w:val="888888"/>
-          <w:sz w:val="24"/>
-        </w:rPr>
-        <w:t>荣耀 YOYO Claw、小米 miclaw、阶跃终端 AI 三款手机端侧生成式 AI 服务通过网信部门备案</w:t>
-      </w:r>
-    </w:p>
-    <w:p>
-      <w:r>
-        <w:rPr>
-          <w:rFonts w:ascii="Times New Roman" w:hAnsi="Times New Roman" w:eastAsia="宋体"/>
-          <w:color w:val="888888"/>
-          <w:sz w:val="18"/>
-        </w:rPr>
-        <w:t>来源:IT之家 | 时间:09-23 16:33</w:t>
-      </w:r>
-    </w:p>
-    <w:p>
-      <w:r>
-        <w:rPr>
-          <w:rFonts w:ascii="Times New Roman" w:hAnsi="Times New Roman" w:eastAsia="宋体"/>
-          <w:sz w:val="18"/>
-        </w:rPr>
-        <w:t>链接:</w:t>
-      </w:r>
-      <w:hyperlink r:id="rId14">
-        <w:r>
-          <w:rPr>
-            <w:color w:val="0563C1"/>
-            <w:u w:val="single"/>
-          </w:rPr>
-          <w:t>荣耀 YOYO Claw、小米 miclaw、阶跃终端 AI 三款手机端侧生成式 AI 服务通过网信部门备案</w:t>
-        </w:r>
-      </w:hyperlink>
-    </w:p>
-    <w:p>
-      <w:pPr>
-        <w:pStyle w:val="Heading3"/>
-      </w:pPr>
-      <w:r>
-        <w:rPr>
-          <w:rFonts w:ascii="Times New Roman" w:hAnsi="Times New Roman" w:eastAsia="黑体"/>
-          <w:b w:val="0"/>
-          <w:color w:val="888888"/>
-          <w:sz w:val="24"/>
-        </w:rPr>
-        <w:t>【C级·参考】</w:t>
-      </w:r>
-      <w:r>
-        <w:rPr>
-          <w:rFonts w:ascii="Times New Roman" w:hAnsi="Times New Roman" w:eastAsia="黑体"/>
-          <w:b w:val="0"/>
-          <w:color w:val="888888"/>
-          <w:sz w:val="24"/>
-        </w:rPr>
-        <w:t>三星 AI 冰箱系统更新后直接“罢工”，导致用户食材损坏</w:t>
-      </w:r>
-    </w:p>
-    <w:p>
-      <w:r>
-        <w:rPr>
-          <w:rFonts w:ascii="Times New Roman" w:hAnsi="Times New Roman" w:eastAsia="宋体"/>
-          <w:color w:val="888888"/>
-          <w:sz w:val="18"/>
-        </w:rPr>
-        <w:t>来源:IT之家 | 时间:09-23 16:24</w:t>
+        <w:t>来源:Bing新闻 | 时间:09-23 13:21</w:t>
       </w:r>
     </w:p>
     <w:p>
@@ -403,7 +403,7 @@
             <w:color w:val="0563C1"/>
             <w:u w:val="single"/>
           </w:rPr>
-          <w:t>三星 AI 冰箱系统更新后直接“罢工”，导致用户食材损坏</w:t>
+          <w:t>里斯战略咨询：2026年AI眼镜出货量有望破千万，国产品牌需厘清品类定位</w:t>
         </w:r>
       </w:hyperlink>
     </w:p>
@@ -478,7 +478,7 @@
           <w:color w:val="888888"/>
           <w:sz w:val="24"/>
         </w:rPr>
-        <w:t>苹果暂缓AI吊坠，AI可穿戴战略转向手表、耳机与智能眼镜</w:t>
+        <w:t>翻译从耳边变眼前! 300台AI眼镜服务北京文化论坛</w:t>
       </w:r>
     </w:p>
     <w:p>
@@ -488,7 +488,7 @@
           <w:color w:val="888888"/>
           <w:sz w:val="18"/>
         </w:rPr>
-        <w:t>来源:Bing新闻 | 时间:09-23 11:17</w:t>
+        <w:t>来源:Bing新闻 | 时间:09-23 12:35</w:t>
       </w:r>
     </w:p>
     <w:p>
@@ -505,7 +505,7 @@
             <w:color w:val="0563C1"/>
             <w:u w:val="single"/>
           </w:rPr>
-          <w:t>苹果暂缓AI吊坠，AI可穿戴战略转向手表、耳机与智能眼镜</w:t>
+          <w:t>翻译从耳边变眼前! 300台AI眼镜服务北京文化论坛</w:t>
         </w:r>
       </w:hyperlink>
     </w:p>
@@ -682,7 +682,7 @@
           <w:color w:val="888888"/>
           <w:sz w:val="24"/>
         </w:rPr>
-        <w:t>智动力与The Blonds联手发布超轻AI眼镜，时尚与科技的完美融合</w:t>
+        <w:t>智动力携手The Blonds登陆纽约时装周，发布首款50克内双目全彩AI眼镜Skynea</w:t>
       </w:r>
     </w:p>
     <w:p>
@@ -709,7 +709,7 @@
             <w:color w:val="0563C1"/>
             <w:u w:val="single"/>
           </w:rPr>
-          <w:t>智动力与The Blonds联手发布超轻AI眼镜，时尚与科技的完美融合</w:t>
+          <w:t>智动力携手The Blonds登陆纽约时装周，发布首款50克内双目全彩AI眼镜Skynea</w:t>
         </w:r>
       </w:hyperlink>
     </w:p>
@@ -835,7 +835,7 @@
           <w:color w:val="888888"/>
           <w:sz w:val="24"/>
         </w:rPr>
-        <w:t>AI设备隐私担忧升温 Meta据悉将推出无摄像头智能眼镜</w:t>
+        <w:t>Counterpoint：2026上半年全球AI眼镜出货量同比激增263%，无显示款占比达96%</w:t>
       </w:r>
     </w:p>
     <w:p>
@@ -845,7 +845,7 @@
           <w:color w:val="888888"/>
           <w:sz w:val="18"/>
         </w:rPr>
-        <w:t>来源:Bing新闻 | 时间:09-23 01:00</w:t>
+        <w:t>来源:Bing新闻 | 时间:09-23 02:16</w:t>
       </w:r>
     </w:p>
     <w:p>
@@ -862,7 +862,7 @@
             <w:color w:val="0563C1"/>
             <w:u w:val="single"/>
           </w:rPr>
-          <w:t>AI设备隐私担忧升温 Meta据悉将推出无摄像头智能眼镜</w:t>
+          <w:t>Counterpoint：2026上半年全球AI眼镜出货量同比激增263%，无显示款占比达96%</w:t>
         </w:r>
       </w:hyperlink>
     </w:p>
@@ -937,7 +937,7 @@
           <w:color w:val="888888"/>
           <w:sz w:val="24"/>
         </w:rPr>
-        <w:t>OpenAI is well positioned to fast-follow Jev</w:t>
+        <w:t>OpenAI GPT–6 Astra breaks Enigma message that has resisted solution since 2005</w:t>
       </w:r>
     </w:p>
     <w:p>
@@ -947,7 +947,7 @@
           <w:color w:val="888888"/>
           <w:sz w:val="18"/>
         </w:rPr>
-        <w:t>来源:Hacker News | 时间:09-22 22:42</w:t>
+        <w:t>来源:Hacker News | 时间:09-22 21:52</w:t>
       </w:r>
     </w:p>
     <w:p>
@@ -964,7 +964,7 @@
             <w:color w:val="0563C1"/>
             <w:u w:val="single"/>
           </w:rPr>
-          <w:t>OpenAI is well positioned to fast-follow Jev</w:t>
+          <w:t>OpenAI GPT–6 Astra breaks Enigma message that has resisted solution since 2005</w:t>
         </w:r>
       </w:hyperlink>
     </w:p>
@@ -988,7 +988,7 @@
           <w:color w:val="888888"/>
           <w:sz w:val="24"/>
         </w:rPr>
-        <w:t>OpenAI GPT–6 Astra breaks Enigma message that has resisted solution since 2005</w:t>
+        <w:t>AI眼镜，怎么又不要摄像头了？</w:t>
       </w:r>
     </w:p>
     <w:p>
@@ -998,7 +998,7 @@
           <w:color w:val="888888"/>
           <w:sz w:val="18"/>
         </w:rPr>
-        <w:t>来源:Hacker News | 时间:09-22 21:52</w:t>
+        <w:t>来源:Bing新闻 | 时间:09-22 18:32</w:t>
       </w:r>
     </w:p>
     <w:p>
@@ -1015,7 +1015,7 @@
             <w:color w:val="0563C1"/>
             <w:u w:val="single"/>
           </w:rPr>
-          <w:t>OpenAI GPT–6 Astra breaks Enigma message that has resisted solution since 2005</w:t>
+          <w:t>AI眼镜，怎么又不要摄像头了？</w:t>
         </w:r>
       </w:hyperlink>
     </w:p>
@@ -1148,6 +1148,57 @@
           <w:color w:val="888888"/>
           <w:sz w:val="24"/>
         </w:rPr>
+        <w:t>网易《逆水寒：新世界》4.1.4 版本更新，联动《盗墓笔记》《军工文创》</w:t>
+      </w:r>
+    </w:p>
+    <w:p>
+      <w:r>
+        <w:rPr>
+          <w:rFonts w:ascii="Times New Roman" w:hAnsi="Times New Roman" w:eastAsia="宋体"/>
+          <w:color w:val="888888"/>
+          <w:sz w:val="18"/>
+        </w:rPr>
+        <w:t>来源:IT之家 | 时间:09-23 20:50</w:t>
+      </w:r>
+    </w:p>
+    <w:p>
+      <w:r>
+        <w:rPr>
+          <w:rFonts w:ascii="Times New Roman" w:hAnsi="Times New Roman" w:eastAsia="宋体"/>
+          <w:sz w:val="18"/>
+        </w:rPr>
+        <w:t>链接:</w:t>
+      </w:r>
+      <w:hyperlink r:id="rId29">
+        <w:r>
+          <w:rPr>
+            <w:color w:val="0563C1"/>
+            <w:u w:val="single"/>
+          </w:rPr>
+          <w:t>网易《逆水寒：新世界》4.1.4 版本更新，联动《盗墓笔记》《军工文创》</w:t>
+        </w:r>
+      </w:hyperlink>
+    </w:p>
+    <w:p>
+      <w:pPr>
+        <w:pStyle w:val="Heading3"/>
+      </w:pPr>
+      <w:r>
+        <w:rPr>
+          <w:rFonts w:ascii="Times New Roman" w:hAnsi="Times New Roman" w:eastAsia="黑体"/>
+          <w:b w:val="0"/>
+          <w:color w:val="888888"/>
+          <w:sz w:val="24"/>
+        </w:rPr>
+        <w:t>【C级·参考】</w:t>
+      </w:r>
+      <w:r>
+        <w:rPr>
+          <w:rFonts w:ascii="Times New Roman" w:hAnsi="Times New Roman" w:eastAsia="黑体"/>
+          <w:b w:val="0"/>
+          <w:color w:val="888888"/>
+          <w:sz w:val="24"/>
+        </w:rPr>
         <w:t>网易云音乐鸿蒙版正式上线，完成多终端适配</w:t>
       </w:r>
     </w:p>
@@ -1169,7 +1220,7 @@
         </w:rPr>
         <w:t>链接:</w:t>
       </w:r>
-      <w:hyperlink r:id="rId29">
+      <w:hyperlink r:id="rId30">
         <w:r>
           <w:rPr>
             <w:color w:val="0563C1"/>
@@ -1220,64 +1271,13 @@
         </w:rPr>
         <w:t>链接:</w:t>
       </w:r>
-      <w:hyperlink r:id="rId30">
+      <w:hyperlink r:id="rId31">
         <w:r>
           <w:rPr>
             <w:color w:val="0563C1"/>
             <w:u w:val="single"/>
           </w:rPr>
           <w:t>米哈游全新游戏《源初之结》确认角色不会通过抽卡获得：持续游玩可解锁所有</w:t>
-        </w:r>
-      </w:hyperlink>
-    </w:p>
-    <w:p>
-      <w:pPr>
-        <w:pStyle w:val="Heading3"/>
-      </w:pPr>
-      <w:r>
-        <w:rPr>
-          <w:rFonts w:ascii="Times New Roman" w:hAnsi="Times New Roman" w:eastAsia="黑体"/>
-          <w:b w:val="0"/>
-          <w:color w:val="888888"/>
-          <w:sz w:val="24"/>
-        </w:rPr>
-        <w:t>【C级·参考】</w:t>
-      </w:r>
-      <w:r>
-        <w:rPr>
-          <w:rFonts w:ascii="Times New Roman" w:hAnsi="Times New Roman" w:eastAsia="黑体"/>
-          <w:b w:val="0"/>
-          <w:color w:val="888888"/>
-          <w:sz w:val="24"/>
-        </w:rPr>
-        <w:t>国产捉宠 RPG 游戏《伊莫》移动端开服：iOS / Android / 鸿蒙全球同步上线，与 PC 数据互通</w:t>
-      </w:r>
-    </w:p>
-    <w:p>
-      <w:r>
-        <w:rPr>
-          <w:rFonts w:ascii="Times New Roman" w:hAnsi="Times New Roman" w:eastAsia="宋体"/>
-          <w:color w:val="888888"/>
-          <w:sz w:val="18"/>
-        </w:rPr>
-        <w:t>来源:IT之家 | 时间:09-23 16:10</w:t>
-      </w:r>
-    </w:p>
-    <w:p>
-      <w:r>
-        <w:rPr>
-          <w:rFonts w:ascii="Times New Roman" w:hAnsi="Times New Roman" w:eastAsia="宋体"/>
-          <w:sz w:val="18"/>
-        </w:rPr>
-        <w:t>链接:</w:t>
-      </w:r>
-      <w:hyperlink r:id="rId31">
-        <w:r>
-          <w:rPr>
-            <w:color w:val="0563C1"/>
-            <w:u w:val="single"/>
-          </w:rPr>
-          <w:t>国产捉宠 RPG 游戏《伊莫》移动端开服：iOS / Android / 鸿蒙全球同步上线，与 PC 数据互通</w:t>
         </w:r>
       </w:hyperlink>
     </w:p>
@@ -1676,7 +1676,7 @@
           <w:rFonts w:ascii="Times New Roman" w:hAnsi="Times New Roman" w:eastAsia="宋体"/>
           <w:sz w:val="18"/>
         </w:rPr>
-        <w:t>IT之家(60)、GameLook(15)、HackerNews(9)、Bing新闻(10)</w:t>
+        <w:t>IT之家(60)、GameLook(15)、HackerNews(7)、Bing新闻(11)</w:t>
       </w:r>
     </w:p>
     <w:p>
